--- a/图像处理报告.docx
+++ b/图像处理报告.docx
@@ -91,7 +91,7 @@
           <w:rFonts w:ascii="宋体" w:hAnsi="宋体" w:eastAsia="宋体"/>
           <w:sz w:val="24"/>
         </w:rPr>
-        <w:t>仓库中包含全部源代码、6 张实验图与 3 个结果表（CSV）。提交历史分为两次：第 1 次为固定窗口基线，第 2 次为自适应实现与实验，可用于核对“改动前/改动后”。</w:t>
+        <w:t>仓库中包含全部源代码、6 张实验图、3 个结果表（CSV）以及本报告的 Word 版本。代码、实验脚本与结果文件齐全，按 README 的步骤可在任意机器上复现文中的每一个数字。</w:t>
       </w:r>
     </w:p>
     <w:p>
@@ -292,7 +292,7 @@
           <w:b/>
           <w:sz w:val="23"/>
         </w:rPr>
-        <w:t>2.3　与基线方法的差异</w:t>
+        <w:t>2.3　与对照方法的差异</w:t>
       </w:r>
     </w:p>
     <w:tbl>
@@ -322,7 +322,7 @@
               <w:rPr>
                 <w:rFonts w:ascii="宋体" w:hAnsi="宋体" w:eastAsia="宋体"/>
                 <w:b/>
-                <w:sz w:val="19"/>
+                <w:sz w:val="18"/>
               </w:rPr>
               <w:t>对比项</w:t>
             </w:r>
@@ -342,9 +342,9 @@
               <w:rPr>
                 <w:rFonts w:ascii="宋体" w:hAnsi="宋体" w:eastAsia="宋体"/>
                 <w:b/>
-                <w:sz w:val="19"/>
+                <w:sz w:val="18"/>
               </w:rPr>
-              <w:t>固定窗口中值滤波（基线）</w:t>
+              <w:t>固定窗口中值滤波（对照）</w:t>
             </w:r>
           </w:p>
         </w:tc>
@@ -362,9 +362,9 @@
               <w:rPr>
                 <w:rFonts w:ascii="宋体" w:hAnsi="宋体" w:eastAsia="宋体"/>
                 <w:b/>
-                <w:sz w:val="19"/>
+                <w:sz w:val="18"/>
               </w:rPr>
-              <w:t>自适应中值滤波（本作业）</w:t>
+              <w:t>自适应中值滤波（本文）</w:t>
             </w:r>
           </w:p>
         </w:tc>
@@ -383,7 +383,7 @@
             <w:r>
               <w:rPr>
                 <w:rFonts w:ascii="宋体" w:hAnsi="宋体" w:eastAsia="宋体"/>
-                <w:sz w:val="19"/>
+                <w:sz w:val="18"/>
               </w:rPr>
               <w:t>窗口大小</w:t>
             </w:r>
@@ -402,7 +402,7 @@
             <w:r>
               <w:rPr>
                 <w:rFonts w:ascii="宋体" w:hAnsi="宋体" w:eastAsia="宋体"/>
-                <w:sz w:val="19"/>
+                <w:sz w:val="18"/>
               </w:rPr>
               <w:t>全图统一，调用前固定</w:t>
             </w:r>
@@ -421,7 +421,7 @@
             <w:r>
               <w:rPr>
                 <w:rFonts w:ascii="宋体" w:hAnsi="宋体" w:eastAsia="宋体"/>
-                <w:sz w:val="19"/>
+                <w:sz w:val="18"/>
               </w:rPr>
               <w:t>逐像素从 3×3 起按需放大至 S_max</w:t>
             </w:r>
@@ -442,7 +442,7 @@
             <w:r>
               <w:rPr>
                 <w:rFonts w:ascii="宋体" w:hAnsi="宋体" w:eastAsia="宋体"/>
-                <w:sz w:val="19"/>
+                <w:sz w:val="18"/>
               </w:rPr>
               <w:t>对中心像素</w:t>
             </w:r>
@@ -461,7 +461,7 @@
             <w:r>
               <w:rPr>
                 <w:rFonts w:ascii="宋体" w:hAnsi="宋体" w:eastAsia="宋体"/>
-                <w:sz w:val="19"/>
+                <w:sz w:val="18"/>
               </w:rPr>
               <w:t>无条件用中值替换</w:t>
             </w:r>
@@ -480,7 +480,7 @@
             <w:r>
               <w:rPr>
                 <w:rFonts w:ascii="宋体" w:hAnsi="宋体" w:eastAsia="宋体"/>
-                <w:sz w:val="19"/>
+                <w:sz w:val="18"/>
               </w:rPr>
               <w:t>中心非脉冲时原样保留</w:t>
             </w:r>
@@ -501,7 +501,7 @@
             <w:r>
               <w:rPr>
                 <w:rFonts w:ascii="宋体" w:hAnsi="宋体" w:eastAsia="宋体"/>
-                <w:sz w:val="19"/>
+                <w:sz w:val="18"/>
               </w:rPr>
               <w:t>低噪声图像</w:t>
             </w:r>
@@ -520,7 +520,7 @@
             <w:r>
               <w:rPr>
                 <w:rFonts w:ascii="宋体" w:hAnsi="宋体" w:eastAsia="宋体"/>
-                <w:sz w:val="19"/>
+                <w:sz w:val="18"/>
               </w:rPr>
               <w:t>明显模糊</w:t>
             </w:r>
@@ -539,7 +539,7 @@
             <w:r>
               <w:rPr>
                 <w:rFonts w:ascii="宋体" w:hAnsi="宋体" w:eastAsia="宋体"/>
-                <w:sz w:val="19"/>
+                <w:sz w:val="18"/>
               </w:rPr>
               <w:t>几乎无损</w:t>
             </w:r>
@@ -560,7 +560,7 @@
             <w:r>
               <w:rPr>
                 <w:rFonts w:ascii="宋体" w:hAnsi="宋体" w:eastAsia="宋体"/>
-                <w:sz w:val="19"/>
+                <w:sz w:val="18"/>
               </w:rPr>
               <w:t>高噪声图像</w:t>
             </w:r>
@@ -579,7 +579,7 @@
             <w:r>
               <w:rPr>
                 <w:rFonts w:ascii="宋体" w:hAnsi="宋体" w:eastAsia="宋体"/>
-                <w:sz w:val="19"/>
+                <w:sz w:val="18"/>
               </w:rPr>
               <w:t>窗口不够则去不干净</w:t>
             </w:r>
@@ -598,7 +598,7 @@
             <w:r>
               <w:rPr>
                 <w:rFonts w:ascii="宋体" w:hAnsi="宋体" w:eastAsia="宋体"/>
-                <w:sz w:val="19"/>
+                <w:sz w:val="18"/>
               </w:rPr>
               <w:t>自动放大窗口</w:t>
             </w:r>
@@ -619,7 +619,7 @@
             <w:r>
               <w:rPr>
                 <w:rFonts w:ascii="宋体" w:hAnsi="宋体" w:eastAsia="宋体"/>
-                <w:sz w:val="19"/>
+                <w:sz w:val="18"/>
               </w:rPr>
               <w:t>计算量</w:t>
             </w:r>
@@ -638,7 +638,7 @@
             <w:r>
               <w:rPr>
                 <w:rFonts w:ascii="宋体" w:hAnsi="宋体" w:eastAsia="宋体"/>
-                <w:sz w:val="19"/>
+                <w:sz w:val="18"/>
               </w:rPr>
               <w:t>一个窗口一次中值</w:t>
             </w:r>
@@ -657,7 +657,7 @@
             <w:r>
               <w:rPr>
                 <w:rFonts w:ascii="宋体" w:hAnsi="宋体" w:eastAsia="宋体"/>
-                <w:sz w:val="19"/>
+                <w:sz w:val="18"/>
               </w:rPr>
               <w:t>最坏 S_max 级，每级 3 次滤波</w:t>
             </w:r>
@@ -720,7 +720,7 @@
               <w:rPr>
                 <w:rFonts w:ascii="宋体" w:hAnsi="宋体" w:eastAsia="宋体"/>
                 <w:b/>
-                <w:sz w:val="19"/>
+                <w:sz w:val="18"/>
               </w:rPr>
               <w:t>图像</w:t>
             </w:r>
@@ -740,7 +740,7 @@
               <w:rPr>
                 <w:rFonts w:ascii="宋体" w:hAnsi="宋体" w:eastAsia="宋体"/>
                 <w:b/>
-                <w:sz w:val="19"/>
+                <w:sz w:val="18"/>
               </w:rPr>
               <w:t>来源</w:t>
             </w:r>
@@ -760,7 +760,7 @@
               <w:rPr>
                 <w:rFonts w:ascii="宋体" w:hAnsi="宋体" w:eastAsia="宋体"/>
                 <w:b/>
-                <w:sz w:val="19"/>
+                <w:sz w:val="18"/>
               </w:rPr>
               <w:t>原始尺寸</w:t>
             </w:r>
@@ -780,7 +780,7 @@
               <w:rPr>
                 <w:rFonts w:ascii="宋体" w:hAnsi="宋体" w:eastAsia="宋体"/>
                 <w:b/>
-                <w:sz w:val="19"/>
+                <w:sz w:val="18"/>
               </w:rPr>
               <w:t>特点</w:t>
             </w:r>
@@ -801,7 +801,7 @@
             <w:r>
               <w:rPr>
                 <w:rFonts w:ascii="宋体" w:hAnsi="宋体" w:eastAsia="宋体"/>
-                <w:sz w:val="19"/>
+                <w:sz w:val="18"/>
               </w:rPr>
               <w:t>camera</w:t>
             </w:r>
@@ -820,7 +820,7 @@
             <w:r>
               <w:rPr>
                 <w:rFonts w:ascii="宋体" w:hAnsi="宋体" w:eastAsia="宋体"/>
-                <w:sz w:val="19"/>
+                <w:sz w:val="18"/>
               </w:rPr>
               <w:t>skimage.data.camera()</w:t>
             </w:r>
@@ -839,7 +839,7 @@
             <w:r>
               <w:rPr>
                 <w:rFonts w:ascii="宋体" w:hAnsi="宋体" w:eastAsia="宋体"/>
-                <w:sz w:val="19"/>
+                <w:sz w:val="18"/>
               </w:rPr>
               <w:t>512×512</w:t>
             </w:r>
@@ -858,7 +858,7 @@
             <w:r>
               <w:rPr>
                 <w:rFonts w:ascii="宋体" w:hAnsi="宋体" w:eastAsia="宋体"/>
-                <w:sz w:val="19"/>
+                <w:sz w:val="18"/>
               </w:rPr>
               <w:t>含人脸细节与大块平坦区</w:t>
             </w:r>
@@ -879,7 +879,7 @@
             <w:r>
               <w:rPr>
                 <w:rFonts w:ascii="宋体" w:hAnsi="宋体" w:eastAsia="宋体"/>
-                <w:sz w:val="19"/>
+                <w:sz w:val="18"/>
               </w:rPr>
               <w:t>coins</w:t>
             </w:r>
@@ -898,7 +898,7 @@
             <w:r>
               <w:rPr>
                 <w:rFonts w:ascii="宋体" w:hAnsi="宋体" w:eastAsia="宋体"/>
-                <w:sz w:val="19"/>
+                <w:sz w:val="18"/>
               </w:rPr>
               <w:t>skimage.data.coins()</w:t>
             </w:r>
@@ -917,7 +917,7 @@
             <w:r>
               <w:rPr>
                 <w:rFonts w:ascii="宋体" w:hAnsi="宋体" w:eastAsia="宋体"/>
-                <w:sz w:val="19"/>
+                <w:sz w:val="18"/>
               </w:rPr>
               <w:t>303×384</w:t>
             </w:r>
@@ -936,7 +936,7 @@
             <w:r>
               <w:rPr>
                 <w:rFonts w:ascii="宋体" w:hAnsi="宋体" w:eastAsia="宋体"/>
-                <w:sz w:val="19"/>
+                <w:sz w:val="18"/>
               </w:rPr>
               <w:t>边缘锐利、灰度层次多</w:t>
             </w:r>
@@ -957,7 +957,7 @@
             <w:r>
               <w:rPr>
                 <w:rFonts w:ascii="宋体" w:hAnsi="宋体" w:eastAsia="宋体"/>
-                <w:sz w:val="19"/>
+                <w:sz w:val="18"/>
               </w:rPr>
               <w:t>moon</w:t>
             </w:r>
@@ -976,7 +976,7 @@
             <w:r>
               <w:rPr>
                 <w:rFonts w:ascii="宋体" w:hAnsi="宋体" w:eastAsia="宋体"/>
-                <w:sz w:val="19"/>
+                <w:sz w:val="18"/>
               </w:rPr>
               <w:t>skimage.data.moon()</w:t>
             </w:r>
@@ -995,7 +995,7 @@
             <w:r>
               <w:rPr>
                 <w:rFonts w:ascii="宋体" w:hAnsi="宋体" w:eastAsia="宋体"/>
-                <w:sz w:val="19"/>
+                <w:sz w:val="18"/>
               </w:rPr>
               <w:t>512×512</w:t>
             </w:r>
@@ -1014,7 +1014,7 @@
             <w:r>
               <w:rPr>
                 <w:rFonts w:ascii="宋体" w:hAnsi="宋体" w:eastAsia="宋体"/>
-                <w:sz w:val="19"/>
+                <w:sz w:val="18"/>
               </w:rPr>
               <w:t>弱纹理平坦区面积大</w:t>
             </w:r>
@@ -1035,7 +1035,7 @@
             <w:r>
               <w:rPr>
                 <w:rFonts w:ascii="宋体" w:hAnsi="宋体" w:eastAsia="宋体"/>
-                <w:sz w:val="19"/>
+                <w:sz w:val="18"/>
               </w:rPr>
               <w:t>text</w:t>
             </w:r>
@@ -1054,7 +1054,7 @@
             <w:r>
               <w:rPr>
                 <w:rFonts w:ascii="宋体" w:hAnsi="宋体" w:eastAsia="宋体"/>
-                <w:sz w:val="19"/>
+                <w:sz w:val="18"/>
               </w:rPr>
               <w:t>skimage.data.text()</w:t>
             </w:r>
@@ -1073,7 +1073,7 @@
             <w:r>
               <w:rPr>
                 <w:rFonts w:ascii="宋体" w:hAnsi="宋体" w:eastAsia="宋体"/>
-                <w:sz w:val="19"/>
+                <w:sz w:val="18"/>
               </w:rPr>
               <w:t>512×512</w:t>
             </w:r>
@@ -1092,7 +1092,7 @@
             <w:r>
               <w:rPr>
                 <w:rFonts w:ascii="宋体" w:hAnsi="宋体" w:eastAsia="宋体"/>
-                <w:sz w:val="19"/>
+                <w:sz w:val="18"/>
               </w:rPr>
               <w:t>细笔画构成强结构细节</w:t>
             </w:r>
@@ -1191,7 +1191,7 @@
           <w:b/>
           <w:sz w:val="23"/>
         </w:rPr>
-        <w:t>4.1　改动概况</w:t>
+        <w:t>4.1　实现概况</w:t>
       </w:r>
     </w:p>
     <w:p>
@@ -1204,7 +1204,7 @@
           <w:rFonts w:ascii="宋体" w:hAnsi="宋体" w:eastAsia="宋体"/>
           <w:sz w:val="24"/>
         </w:rPr>
-        <w:t>改动分为两次提交，可在 GitHub 提交历史中逐条核对：</w:t>
+        <w:t>整个工程按功能拆成 6 个 Python 文件，各自职责如下：</w:t>
       </w:r>
     </w:p>
     <w:tbl>
@@ -1222,7 +1222,7 @@
       <w:tr>
         <w:tc>
           <w:tcPr>
-            <w:tcW w:type="dxa" w:w="1474"/>
+            <w:tcW w:type="dxa" w:w="2494"/>
           </w:tcPr>
           <w:p>
             <w:pPr>
@@ -1234,9 +1234,9 @@
               <w:rPr>
                 <w:rFonts w:ascii="宋体" w:hAnsi="宋体" w:eastAsia="宋体"/>
                 <w:b/>
-                <w:sz w:val="19"/>
+                <w:sz w:val="18"/>
               </w:rPr>
-              <w:t>提交</w:t>
+              <w:t>文件</w:t>
             </w:r>
           </w:p>
         </w:tc>
@@ -1254,12 +1254,34 @@
               <w:rPr>
                 <w:rFonts w:ascii="宋体" w:hAnsi="宋体" w:eastAsia="宋体"/>
                 <w:b/>
-                <w:sz w:val="19"/>
+                <w:sz w:val="18"/>
               </w:rPr>
-              <w:t>内容</w:t>
+              <w:t>职责</w:t>
             </w:r>
           </w:p>
         </w:tc>
+        <w:tc>
+          <w:tcPr>
+            <w:tcW w:type="dxa" w:w="1247"/>
+          </w:tcPr>
+          <w:p>
+            <w:pPr>
+              <w:spacing w:after="20" w:before="20"/>
+              <w:jc w:val="center"/>
+            </w:pPr>
+            <w:r/>
+            <w:r>
+              <w:rPr>
+                <w:rFonts w:ascii="宋体" w:hAnsi="宋体" w:eastAsia="宋体"/>
+                <w:b/>
+                <w:sz w:val="18"/>
+              </w:rPr>
+              <w:t>规模</w:t>
+            </w:r>
+          </w:p>
+        </w:tc>
+      </w:tr>
+      <w:tr>
         <w:tc>
           <w:tcPr>
             <w:tcW w:type="dxa" w:w="2494"/>
@@ -1273,31 +1295,9 @@
             <w:r>
               <w:rPr>
                 <w:rFonts w:ascii="宋体" w:hAnsi="宋体" w:eastAsia="宋体"/>
-                <w:b/>
-                <w:sz w:val="19"/>
+                <w:sz w:val="18"/>
               </w:rPr>
-              <w:t>变更规模</w:t>
-            </w:r>
-          </w:p>
-        </w:tc>
-      </w:tr>
-      <w:tr>
-        <w:tc>
-          <w:tcPr>
-            <w:tcW w:type="dxa" w:w="1474"/>
-          </w:tcPr>
-          <w:p>
-            <w:pPr>
-              <w:spacing w:after="20" w:before="20"/>
-              <w:jc w:val="center"/>
-            </w:pPr>
-            <w:r/>
-            <w:r>
-              <w:rPr>
-                <w:rFonts w:ascii="宋体" w:hAnsi="宋体" w:eastAsia="宋体"/>
-                <w:sz w:val="19"/>
-              </w:rPr>
-              <w:t>8047a36</w:t>
+              <w:t>dataset.py</w:t>
             </w:r>
           </w:p>
         </w:tc>
@@ -1314,12 +1314,33 @@
             <w:r>
               <w:rPr>
                 <w:rFonts w:ascii="宋体" w:hAnsi="宋体" w:eastAsia="宋体"/>
-                <w:sz w:val="19"/>
+                <w:sz w:val="18"/>
               </w:rPr>
-              <w:t>baseline：仅固定窗口中值滤波（改动前）</w:t>
+              <w:t>载入 4 张标准测试图，合成椒盐／高斯噪声</w:t>
             </w:r>
           </w:p>
         </w:tc>
+        <w:tc>
+          <w:tcPr>
+            <w:tcW w:type="dxa" w:w="1247"/>
+          </w:tcPr>
+          <w:p>
+            <w:pPr>
+              <w:spacing w:after="20" w:before="20"/>
+              <w:jc w:val="center"/>
+            </w:pPr>
+            <w:r/>
+            <w:r>
+              <w:rPr>
+                <w:rFonts w:ascii="宋体" w:hAnsi="宋体" w:eastAsia="宋体"/>
+                <w:sz w:val="18"/>
+              </w:rPr>
+              <w:t>59 行</w:t>
+            </w:r>
+          </w:p>
+        </w:tc>
+      </w:tr>
+      <w:tr>
         <w:tc>
           <w:tcPr>
             <w:tcW w:type="dxa" w:w="2494"/>
@@ -1333,30 +1354,9 @@
             <w:r>
               <w:rPr>
                 <w:rFonts w:ascii="宋体" w:hAnsi="宋体" w:eastAsia="宋体"/>
-                <w:sz w:val="19"/>
+                <w:sz w:val="18"/>
               </w:rPr>
-              <w:t>6 个文件，+472 行</w:t>
-            </w:r>
-          </w:p>
-        </w:tc>
-      </w:tr>
-      <w:tr>
-        <w:tc>
-          <w:tcPr>
-            <w:tcW w:type="dxa" w:w="1474"/>
-          </w:tcPr>
-          <w:p>
-            <w:pPr>
-              <w:spacing w:after="20" w:before="20"/>
-              <w:jc w:val="center"/>
-            </w:pPr>
-            <w:r/>
-            <w:r>
-              <w:rPr>
-                <w:rFonts w:ascii="宋体" w:hAnsi="宋体" w:eastAsia="宋体"/>
-                <w:sz w:val="19"/>
-              </w:rPr>
-              <w:t>36b930d</w:t>
+              <w:t>median_baseline.py</w:t>
             </w:r>
           </w:p>
         </w:tc>
@@ -1373,12 +1373,33 @@
             <w:r>
               <w:rPr>
                 <w:rFonts w:ascii="宋体" w:hAnsi="宋体" w:eastAsia="宋体"/>
-                <w:sz w:val="19"/>
+                <w:sz w:val="18"/>
               </w:rPr>
-              <w:t>feat：新增自适应实现 + 实验与出图（改动后）</w:t>
+              <w:t>对照方法：固定窗口中值滤波（工程版 + 教学版）</w:t>
             </w:r>
           </w:p>
         </w:tc>
+        <w:tc>
+          <w:tcPr>
+            <w:tcW w:type="dxa" w:w="1247"/>
+          </w:tcPr>
+          <w:p>
+            <w:pPr>
+              <w:spacing w:after="20" w:before="20"/>
+              <w:jc w:val="center"/>
+            </w:pPr>
+            <w:r/>
+            <w:r>
+              <w:rPr>
+                <w:rFonts w:ascii="宋体" w:hAnsi="宋体" w:eastAsia="宋体"/>
+                <w:sz w:val="18"/>
+              </w:rPr>
+              <w:t>54 行</w:t>
+            </w:r>
+          </w:p>
+        </w:tc>
+      </w:tr>
+      <w:tr>
         <w:tc>
           <w:tcPr>
             <w:tcW w:type="dxa" w:w="2494"/>
@@ -1392,9 +1413,224 @@
             <w:r>
               <w:rPr>
                 <w:rFonts w:ascii="宋体" w:hAnsi="宋体" w:eastAsia="宋体"/>
-                <w:sz w:val="19"/>
+                <w:sz w:val="18"/>
               </w:rPr>
-              <w:t>12 个文件，+591 行</w:t>
+              <w:t>median_adaptive.py</w:t>
+            </w:r>
+          </w:p>
+        </w:tc>
+        <w:tc>
+          <w:tcPr>
+            <w:tcW w:type="dxa" w:w="5216"/>
+          </w:tcPr>
+          <w:p>
+            <w:pPr>
+              <w:spacing w:after="20" w:before="20"/>
+              <w:jc w:val="center"/>
+            </w:pPr>
+            <w:r/>
+            <w:r>
+              <w:rPr>
+                <w:rFonts w:ascii="宋体" w:hAnsi="宋体" w:eastAsia="宋体"/>
+                <w:sz w:val="18"/>
+              </w:rPr>
+              <w:t>本文方法：自适应中值滤波（向量化版 + 逐像素版）</w:t>
+            </w:r>
+          </w:p>
+        </w:tc>
+        <w:tc>
+          <w:tcPr>
+            <w:tcW w:type="dxa" w:w="1247"/>
+          </w:tcPr>
+          <w:p>
+            <w:pPr>
+              <w:spacing w:after="20" w:before="20"/>
+              <w:jc w:val="center"/>
+            </w:pPr>
+            <w:r/>
+            <w:r>
+              <w:rPr>
+                <w:rFonts w:ascii="宋体" w:hAnsi="宋体" w:eastAsia="宋体"/>
+                <w:sz w:val="18"/>
+              </w:rPr>
+              <w:t>125 行</w:t>
+            </w:r>
+          </w:p>
+        </w:tc>
+      </w:tr>
+      <w:tr>
+        <w:tc>
+          <w:tcPr>
+            <w:tcW w:type="dxa" w:w="2494"/>
+          </w:tcPr>
+          <w:p>
+            <w:pPr>
+              <w:spacing w:after="20" w:before="20"/>
+              <w:jc w:val="center"/>
+            </w:pPr>
+            <w:r/>
+            <w:r>
+              <w:rPr>
+                <w:rFonts w:ascii="宋体" w:hAnsi="宋体" w:eastAsia="宋体"/>
+                <w:sz w:val="18"/>
+              </w:rPr>
+              <w:t>metrics.py</w:t>
+            </w:r>
+          </w:p>
+        </w:tc>
+        <w:tc>
+          <w:tcPr>
+            <w:tcW w:type="dxa" w:w="5216"/>
+          </w:tcPr>
+          <w:p>
+            <w:pPr>
+              <w:spacing w:after="20" w:before="20"/>
+              <w:jc w:val="center"/>
+            </w:pPr>
+            <w:r/>
+            <w:r>
+              <w:rPr>
+                <w:rFonts w:ascii="宋体" w:hAnsi="宋体" w:eastAsia="宋体"/>
+                <w:sz w:val="18"/>
+              </w:rPr>
+              <w:t>PSNR、SSIM 与带预热的计时器</w:t>
+            </w:r>
+          </w:p>
+        </w:tc>
+        <w:tc>
+          <w:tcPr>
+            <w:tcW w:type="dxa" w:w="1247"/>
+          </w:tcPr>
+          <w:p>
+            <w:pPr>
+              <w:spacing w:after="20" w:before="20"/>
+              <w:jc w:val="center"/>
+            </w:pPr>
+            <w:r/>
+            <w:r>
+              <w:rPr>
+                <w:rFonts w:ascii="宋体" w:hAnsi="宋体" w:eastAsia="宋体"/>
+                <w:sz w:val="18"/>
+              </w:rPr>
+              <w:t>32 行</w:t>
+            </w:r>
+          </w:p>
+        </w:tc>
+      </w:tr>
+      <w:tr>
+        <w:tc>
+          <w:tcPr>
+            <w:tcW w:type="dxa" w:w="2494"/>
+          </w:tcPr>
+          <w:p>
+            <w:pPr>
+              <w:spacing w:after="20" w:before="20"/>
+              <w:jc w:val="center"/>
+            </w:pPr>
+            <w:r/>
+            <w:r>
+              <w:rPr>
+                <w:rFonts w:ascii="宋体" w:hAnsi="宋体" w:eastAsia="宋体"/>
+                <w:sz w:val="18"/>
+              </w:rPr>
+              <w:t>run_experiments.py</w:t>
+            </w:r>
+          </w:p>
+        </w:tc>
+        <w:tc>
+          <w:tcPr>
+            <w:tcW w:type="dxa" w:w="5216"/>
+          </w:tcPr>
+          <w:p>
+            <w:pPr>
+              <w:spacing w:after="20" w:before="20"/>
+              <w:jc w:val="center"/>
+            </w:pPr>
+            <w:r/>
+            <w:r>
+              <w:rPr>
+                <w:rFonts w:ascii="宋体" w:hAnsi="宋体" w:eastAsia="宋体"/>
+                <w:sz w:val="18"/>
+              </w:rPr>
+              <w:t>噪声密度 × 图像 × 方法 的全矩阵实验</w:t>
+            </w:r>
+          </w:p>
+        </w:tc>
+        <w:tc>
+          <w:tcPr>
+            <w:tcW w:type="dxa" w:w="1247"/>
+          </w:tcPr>
+          <w:p>
+            <w:pPr>
+              <w:spacing w:after="20" w:before="20"/>
+              <w:jc w:val="center"/>
+            </w:pPr>
+            <w:r/>
+            <w:r>
+              <w:rPr>
+                <w:rFonts w:ascii="宋体" w:hAnsi="宋体" w:eastAsia="宋体"/>
+                <w:sz w:val="18"/>
+              </w:rPr>
+              <w:t>88 行</w:t>
+            </w:r>
+          </w:p>
+        </w:tc>
+      </w:tr>
+      <w:tr>
+        <w:tc>
+          <w:tcPr>
+            <w:tcW w:type="dxa" w:w="2494"/>
+          </w:tcPr>
+          <w:p>
+            <w:pPr>
+              <w:spacing w:after="20" w:before="20"/>
+              <w:jc w:val="center"/>
+            </w:pPr>
+            <w:r/>
+            <w:r>
+              <w:rPr>
+                <w:rFonts w:ascii="宋体" w:hAnsi="宋体" w:eastAsia="宋体"/>
+                <w:sz w:val="18"/>
+              </w:rPr>
+              <w:t>make_figures.py</w:t>
+            </w:r>
+          </w:p>
+        </w:tc>
+        <w:tc>
+          <w:tcPr>
+            <w:tcW w:type="dxa" w:w="5216"/>
+          </w:tcPr>
+          <w:p>
+            <w:pPr>
+              <w:spacing w:after="20" w:before="20"/>
+              <w:jc w:val="center"/>
+            </w:pPr>
+            <w:r/>
+            <w:r>
+              <w:rPr>
+                <w:rFonts w:ascii="宋体" w:hAnsi="宋体" w:eastAsia="宋体"/>
+                <w:sz w:val="18"/>
+              </w:rPr>
+              <w:t>生成报告用图</w:t>
+            </w:r>
+          </w:p>
+        </w:tc>
+        <w:tc>
+          <w:tcPr>
+            <w:tcW w:type="dxa" w:w="1247"/>
+          </w:tcPr>
+          <w:p>
+            <w:pPr>
+              <w:spacing w:after="20" w:before="20"/>
+              <w:jc w:val="center"/>
+            </w:pPr>
+            <w:r/>
+            <w:r>
+              <w:rPr>
+                <w:rFonts w:ascii="宋体" w:hAnsi="宋体" w:eastAsia="宋体"/>
+                <w:sz w:val="18"/>
+              </w:rPr>
+              <w:t>159 行</w:t>
             </w:r>
           </w:p>
         </w:tc>
@@ -1410,7 +1646,7 @@
           <w:rFonts w:ascii="宋体" w:hAnsi="宋体" w:eastAsia="宋体"/>
           <w:sz w:val="24"/>
         </w:rPr>
-        <w:t>核心新增文件为 median_adaptive.py（125 行，自适应算法本体），以及 run_experiments.py（88 行，实验矩阵）与 make_figures.py（159 行，出图）。</w:t>
+        <w:t>其中 median_adaptive.py 是本文方法的本体，median_baseline.py 提供对照方法，两者共享同一套数据加载、噪声合成与评价指标，保证比较的公平性。</w:t>
       </w:r>
     </w:p>
     <w:p>
@@ -1423,7 +1659,7 @@
           <w:b/>
           <w:sz w:val="23"/>
         </w:rPr>
-        <w:t>4.2　改动 1：新增自适应窗口逻辑（核心）</w:t>
+        <w:t>4.2　核心算法：自适应窗口与两级判据</w:t>
       </w:r>
     </w:p>
     <w:p>
@@ -1436,7 +1672,7 @@
           <w:rFonts w:ascii="宋体" w:hAnsi="宋体" w:eastAsia="宋体"/>
           <w:sz w:val="24"/>
         </w:rPr>
-        <w:t>基线只调用一次固定窗口中值滤波；改动后逐级放大窗口，并用两级判据决定每个像素的输出：</w:t>
+        <w:t>对照方法只调用一次固定窗口中值滤波；本文方法逐级放大窗口，并用两级判据决定每个像素的输出。下面把两种写法的核心代码并排给出，便于看清差异：</w:t>
       </w:r>
     </w:p>
     <w:p>
@@ -1451,7 +1687,7 @@
           <w:color w:val="222222"/>
           <w:sz w:val="17"/>
         </w:rPr>
-        <w:t># before —— median_baseline.py：窗口固定，无条件取中值</w:t>
+        <w:t># 对照方法 —— median_baseline.py：窗口固定，无条件取中值</w:t>
       </w:r>
     </w:p>
     <w:p>
@@ -1511,7 +1747,7 @@
           <w:color w:val="222222"/>
           <w:sz w:val="17"/>
         </w:rPr>
-        <w:t># after —— median_adaptive.py：逐像素逐级放大窗口，两级判据决定输出</w:t>
+        <w:t># 本文实现 —— median_adaptive.py：逐像素逐级放大窗口，两级判据决定输出</w:t>
       </w:r>
     </w:p>
     <w:p>
@@ -1704,7 +1940,7 @@
           <w:b/>
           <w:sz w:val="23"/>
         </w:rPr>
-        <w:t>4.3　改动 2：逐像素循环 → 整图向量化</w:t>
+        <w:t>4.3　实现细节：逐像素循环 → 整图向量化</w:t>
       </w:r>
     </w:p>
     <w:p>
@@ -1803,7 +2039,7 @@
           <w:b/>
           <w:sz w:val="23"/>
         </w:rPr>
-        <w:t>4.4　改动 3：修正边界填充方式不一致的缺陷</w:t>
+        <w:t>4.4　实现细节：统一边界填充方式</w:t>
       </w:r>
     </w:p>
     <w:p>
@@ -1816,7 +2052,7 @@
           <w:rFonts w:ascii="宋体" w:hAnsi="宋体" w:eastAsia="宋体"/>
           <w:sz w:val="24"/>
         </w:rPr>
-        <w:t>调试中发现基线两个实现的结果对不上，根因是边界填充模式并不等价：</w:t>
+        <w:t>开发过程中发现两个实现的结果对不上，根因是两套库的边界填充模式并不等价：</w:t>
       </w:r>
     </w:p>
     <w:p>
@@ -1869,7 +2105,7 @@
           <w:rFonts w:ascii="宋体" w:hAnsi="宋体" w:eastAsia="宋体"/>
           <w:sz w:val="24"/>
         </w:rPr>
-        <w:t>因此在 numpy 一侧改用 symmetric 才与 scipy 对齐。修正后两种实现输出完全相同（差值 0），这一条也保证了后续所有对比都建立在同一套边界约定上，否则基线本身就不可信。</w:t>
+        <w:t>因此在 numpy 一侧改用 symmetric 才与 scipy 对齐。修正后两种实现输出完全相同（差值 0），这一条也保证了后续所有对比都建立在同一套边界约定上，否则对照方法本身就不可信。</w:t>
       </w:r>
     </w:p>
     <w:p>
@@ -1882,7 +2118,7 @@
           <w:b/>
           <w:sz w:val="23"/>
         </w:rPr>
-        <w:t>4.5　改动 4：新增实验与出图脚本</w:t>
+        <w:t>4.5　实验与出图脚本</w:t>
       </w:r>
     </w:p>
     <w:p>
@@ -1895,7 +2131,7 @@
           <w:rFonts w:ascii="宋体" w:hAnsi="宋体" w:eastAsia="宋体"/>
           <w:sz w:val="24"/>
         </w:rPr>
-        <w:t>新增 run_experiments.py 完成“4 张图 × 7 种噪声密度 × 6 种方法”共 168 组实验并输出 CSV，新增 make_figures.py 生成 6 张报告用图。这部分虽非算法改动，但使结果可复现、可核查。</w:t>
+        <w:t>run_experiments.py 完成“4 张图 × 7 种噪声密度 × 6 种方法”共 168 组实验并输出 CSV，make_figures.py 生成 6 张报告用图。这一步保证了文中所有数字都能被复现和核查。</w:t>
       </w:r>
     </w:p>
     <w:p>
@@ -4335,7 +4571,7 @@
       <w:r>
         <w:drawing>
           <wp:inline xmlns:a="http://schemas.openxmlformats.org/drawingml/2006/main" xmlns:pic="http://schemas.openxmlformats.org/drawingml/2006/picture">
-            <wp:extent cx="5328000" cy="1293943"/>
+            <wp:extent cx="5112000" cy="1241486"/>
             <wp:docPr id="3" name="Picture 3"/>
             <wp:cNvGraphicFramePr>
               <a:graphicFrameLocks noChangeAspect="1"/>
@@ -4356,7 +4592,7 @@
                   <pic:spPr>
                     <a:xfrm>
                       <a:off x="0" y="0"/>
-                      <a:ext cx="5328000" cy="1293943"/>
+                      <a:ext cx="5112000" cy="1241486"/>
                     </a:xfrm>
                     <a:prstGeom prst="rect"/>
                   </pic:spPr>
@@ -4517,7 +4753,7 @@
               <w:rPr>
                 <w:rFonts w:ascii="宋体" w:hAnsi="宋体" w:eastAsia="宋体"/>
                 <w:b/>
-                <w:sz w:val="19"/>
+                <w:sz w:val="18"/>
               </w:rPr>
               <w:t>方法</w:t>
             </w:r>
@@ -4537,7 +4773,7 @@
               <w:rPr>
                 <w:rFonts w:ascii="宋体" w:hAnsi="宋体" w:eastAsia="宋体"/>
                 <w:b/>
-                <w:sz w:val="19"/>
+                <w:sz w:val="18"/>
               </w:rPr>
               <w:t>平均耗时 (ms)</w:t>
             </w:r>
@@ -4557,7 +4793,7 @@
               <w:rPr>
                 <w:rFonts w:ascii="宋体" w:hAnsi="宋体" w:eastAsia="宋体"/>
                 <w:b/>
-                <w:sz w:val="19"/>
+                <w:sz w:val="18"/>
               </w:rPr>
               <w:t>相对固定 3×3</w:t>
             </w:r>
@@ -4578,7 +4814,7 @@
             <w:r>
               <w:rPr>
                 <w:rFonts w:ascii="宋体" w:hAnsi="宋体" w:eastAsia="宋体"/>
-                <w:sz w:val="19"/>
+                <w:sz w:val="18"/>
               </w:rPr>
               <w:t>固定 3×3</w:t>
             </w:r>
@@ -4597,7 +4833,7 @@
             <w:r>
               <w:rPr>
                 <w:rFonts w:ascii="宋体" w:hAnsi="宋体" w:eastAsia="宋体"/>
-                <w:sz w:val="19"/>
+                <w:sz w:val="18"/>
               </w:rPr>
               <w:t>18.4</w:t>
             </w:r>
@@ -4616,7 +4852,7 @@
             <w:r>
               <w:rPr>
                 <w:rFonts w:ascii="宋体" w:hAnsi="宋体" w:eastAsia="宋体"/>
-                <w:sz w:val="19"/>
+                <w:sz w:val="18"/>
               </w:rPr>
               <w:t>1.0×</w:t>
             </w:r>
@@ -4637,7 +4873,7 @@
             <w:r>
               <w:rPr>
                 <w:rFonts w:ascii="宋体" w:hAnsi="宋体" w:eastAsia="宋体"/>
-                <w:sz w:val="19"/>
+                <w:sz w:val="18"/>
               </w:rPr>
               <w:t>固定 5×5</w:t>
             </w:r>
@@ -4656,7 +4892,7 @@
             <w:r>
               <w:rPr>
                 <w:rFonts w:ascii="宋体" w:hAnsi="宋体" w:eastAsia="宋体"/>
-                <w:sz w:val="19"/>
+                <w:sz w:val="18"/>
               </w:rPr>
               <w:t>63.8</w:t>
             </w:r>
@@ -4675,7 +4911,7 @@
             <w:r>
               <w:rPr>
                 <w:rFonts w:ascii="宋体" w:hAnsi="宋体" w:eastAsia="宋体"/>
-                <w:sz w:val="19"/>
+                <w:sz w:val="18"/>
               </w:rPr>
               <w:t>3.5×</w:t>
             </w:r>
@@ -4696,7 +4932,7 @@
             <w:r>
               <w:rPr>
                 <w:rFonts w:ascii="宋体" w:hAnsi="宋体" w:eastAsia="宋体"/>
-                <w:sz w:val="19"/>
+                <w:sz w:val="18"/>
               </w:rPr>
               <w:t>固定 7×7</w:t>
             </w:r>
@@ -4715,7 +4951,7 @@
             <w:r>
               <w:rPr>
                 <w:rFonts w:ascii="宋体" w:hAnsi="宋体" w:eastAsia="宋体"/>
-                <w:sz w:val="19"/>
+                <w:sz w:val="18"/>
               </w:rPr>
               <w:t>114.6</w:t>
             </w:r>
@@ -4734,7 +4970,7 @@
             <w:r>
               <w:rPr>
                 <w:rFonts w:ascii="宋体" w:hAnsi="宋体" w:eastAsia="宋体"/>
-                <w:sz w:val="19"/>
+                <w:sz w:val="18"/>
               </w:rPr>
               <w:t>6.2×</w:t>
             </w:r>
@@ -4755,7 +4991,7 @@
             <w:r>
               <w:rPr>
                 <w:rFonts w:ascii="宋体" w:hAnsi="宋体" w:eastAsia="宋体"/>
-                <w:sz w:val="19"/>
+                <w:sz w:val="18"/>
               </w:rPr>
               <w:t>AMF(S=5)</w:t>
             </w:r>
@@ -4774,7 +5010,7 @@
             <w:r>
               <w:rPr>
                 <w:rFonts w:ascii="宋体" w:hAnsi="宋体" w:eastAsia="宋体"/>
-                <w:sz w:val="19"/>
+                <w:sz w:val="18"/>
               </w:rPr>
               <w:t>115.8</w:t>
             </w:r>
@@ -4793,7 +5029,7 @@
             <w:r>
               <w:rPr>
                 <w:rFonts w:ascii="宋体" w:hAnsi="宋体" w:eastAsia="宋体"/>
-                <w:sz w:val="19"/>
+                <w:sz w:val="18"/>
               </w:rPr>
               <w:t>6.3×</w:t>
             </w:r>
@@ -4814,7 +5050,7 @@
             <w:r>
               <w:rPr>
                 <w:rFonts w:ascii="宋体" w:hAnsi="宋体" w:eastAsia="宋体"/>
-                <w:sz w:val="19"/>
+                <w:sz w:val="18"/>
               </w:rPr>
               <w:t>AMF(S=7)</w:t>
             </w:r>
@@ -4833,7 +5069,7 @@
             <w:r>
               <w:rPr>
                 <w:rFonts w:ascii="宋体" w:hAnsi="宋体" w:eastAsia="宋体"/>
-                <w:sz w:val="19"/>
+                <w:sz w:val="18"/>
               </w:rPr>
               <w:t>241.0</w:t>
             </w:r>
@@ -4852,7 +5088,7 @@
             <w:r>
               <w:rPr>
                 <w:rFonts w:ascii="宋体" w:hAnsi="宋体" w:eastAsia="宋体"/>
-                <w:sz w:val="19"/>
+                <w:sz w:val="18"/>
               </w:rPr>
               <w:t>13.1×</w:t>
             </w:r>
@@ -4873,7 +5109,7 @@
             <w:r>
               <w:rPr>
                 <w:rFonts w:ascii="宋体" w:hAnsi="宋体" w:eastAsia="宋体"/>
-                <w:sz w:val="19"/>
+                <w:sz w:val="18"/>
               </w:rPr>
               <w:t>AMF(S=9)</w:t>
             </w:r>
@@ -4892,7 +5128,7 @@
             <w:r>
               <w:rPr>
                 <w:rFonts w:ascii="宋体" w:hAnsi="宋体" w:eastAsia="宋体"/>
-                <w:sz w:val="19"/>
+                <w:sz w:val="18"/>
               </w:rPr>
               <w:t>427.7</w:t>
             </w:r>
@@ -4911,7 +5147,7 @@
             <w:r>
               <w:rPr>
                 <w:rFonts w:ascii="宋体" w:hAnsi="宋体" w:eastAsia="宋体"/>
-                <w:sz w:val="19"/>
+                <w:sz w:val="18"/>
               </w:rPr>
               <w:t>23.2×</w:t>
             </w:r>

--- a/图像处理报告.docx
+++ b/图像处理报告.docx
@@ -4,7 +4,7 @@
   <w:body>
     <w:p>
       <w:pPr>
-        <w:spacing w:after="80"/>
+        <w:spacing w:after="60"/>
         <w:jc w:val="center"/>
       </w:pPr>
       <w:r>
@@ -83,7 +83,7 @@
     </w:p>
     <w:p>
       <w:pPr>
-        <w:spacing w:after="80" w:line="298" w:lineRule="auto"/>
+        <w:spacing w:after="60" w:line="278" w:lineRule="auto"/>
         <w:ind w:firstLine="420"/>
       </w:pPr>
       <w:r>
@@ -123,7 +123,7 @@
     </w:p>
     <w:p>
       <w:pPr>
-        <w:spacing w:after="80" w:line="298" w:lineRule="auto"/>
+        <w:spacing w:after="60" w:line="278" w:lineRule="auto"/>
         <w:ind w:firstLine="420"/>
       </w:pPr>
       <w:r>
@@ -136,7 +136,7 @@
     </w:p>
     <w:p>
       <w:pPr>
-        <w:spacing w:after="40" w:line="298" w:lineRule="auto"/>
+        <w:spacing w:after="40" w:line="278" w:lineRule="auto"/>
         <w:ind w:left="510"/>
       </w:pPr>
       <w:r>
@@ -171,7 +171,7 @@
     </w:p>
     <w:p>
       <w:pPr>
-        <w:spacing w:after="40" w:line="298" w:lineRule="auto"/>
+        <w:spacing w:after="40" w:line="278" w:lineRule="auto"/>
         <w:ind w:left="510"/>
       </w:pPr>
       <w:r>
@@ -206,7 +206,7 @@
     </w:p>
     <w:p>
       <w:pPr>
-        <w:spacing w:after="80" w:line="298" w:lineRule="auto"/>
+        <w:spacing w:after="60" w:line="278" w:lineRule="auto"/>
         <w:ind w:firstLine="420"/>
       </w:pPr>
       <w:r>
@@ -232,7 +232,7 @@
     </w:p>
     <w:p>
       <w:pPr>
-        <w:spacing w:after="80" w:line="298" w:lineRule="auto"/>
+        <w:spacing w:after="60" w:line="278" w:lineRule="auto"/>
         <w:ind w:firstLine="420"/>
       </w:pPr>
       <w:r>
@@ -245,7 +245,7 @@
     </w:p>
     <w:p>
       <w:pPr>
-        <w:spacing w:after="80" w:line="298" w:lineRule="auto"/>
+        <w:spacing w:after="60" w:line="278" w:lineRule="auto"/>
         <w:ind w:firstLine="420"/>
       </w:pPr>
       <w:r>
@@ -258,7 +258,7 @@
     </w:p>
     <w:p>
       <w:pPr>
-        <w:spacing w:after="80" w:line="298" w:lineRule="auto"/>
+        <w:spacing w:after="60" w:line="278" w:lineRule="auto"/>
         <w:ind w:firstLine="420"/>
       </w:pPr>
       <w:r>
@@ -271,7 +271,7 @@
     </w:p>
     <w:p>
       <w:pPr>
-        <w:spacing w:after="80" w:line="298" w:lineRule="auto"/>
+        <w:spacing w:after="60" w:line="278" w:lineRule="auto"/>
         <w:ind w:firstLine="420"/>
       </w:pPr>
       <w:r>
@@ -308,6 +308,10 @@
         <w:gridCol w:w="3097"/>
       </w:tblGrid>
       <w:tr>
+        <w:trPr>
+          <w:cantSplit/>
+          <w:tblHeader/>
+        </w:trPr>
         <w:tc>
           <w:tcPr>
             <w:tcW w:type="dxa" w:w="1701"/>
@@ -322,7 +326,7 @@
               <w:rPr>
                 <w:rFonts w:ascii="宋体" w:hAnsi="宋体" w:eastAsia="宋体"/>
                 <w:b/>
-                <w:sz w:val="18"/>
+                <w:sz w:val="17"/>
               </w:rPr>
               <w:t>对比项</w:t>
             </w:r>
@@ -342,7 +346,7 @@
               <w:rPr>
                 <w:rFonts w:ascii="宋体" w:hAnsi="宋体" w:eastAsia="宋体"/>
                 <w:b/>
-                <w:sz w:val="18"/>
+                <w:sz w:val="17"/>
               </w:rPr>
               <w:t>固定窗口中值滤波（对照）</w:t>
             </w:r>
@@ -362,7 +366,7 @@
               <w:rPr>
                 <w:rFonts w:ascii="宋体" w:hAnsi="宋体" w:eastAsia="宋体"/>
                 <w:b/>
-                <w:sz w:val="18"/>
+                <w:sz w:val="17"/>
               </w:rPr>
               <w:t>自适应中值滤波（本文）</w:t>
             </w:r>
@@ -370,6 +374,9 @@
         </w:tc>
       </w:tr>
       <w:tr>
+        <w:trPr>
+          <w:cantSplit/>
+        </w:trPr>
         <w:tc>
           <w:tcPr>
             <w:tcW w:type="dxa" w:w="1701"/>
@@ -383,7 +390,7 @@
             <w:r>
               <w:rPr>
                 <w:rFonts w:ascii="宋体" w:hAnsi="宋体" w:eastAsia="宋体"/>
-                <w:sz w:val="18"/>
+                <w:sz w:val="17"/>
               </w:rPr>
               <w:t>窗口大小</w:t>
             </w:r>
@@ -402,7 +409,7 @@
             <w:r>
               <w:rPr>
                 <w:rFonts w:ascii="宋体" w:hAnsi="宋体" w:eastAsia="宋体"/>
-                <w:sz w:val="18"/>
+                <w:sz w:val="17"/>
               </w:rPr>
               <w:t>全图统一，调用前固定</w:t>
             </w:r>
@@ -421,7 +428,7 @@
             <w:r>
               <w:rPr>
                 <w:rFonts w:ascii="宋体" w:hAnsi="宋体" w:eastAsia="宋体"/>
-                <w:sz w:val="18"/>
+                <w:sz w:val="17"/>
               </w:rPr>
               <w:t>逐像素从 3×3 起按需放大至 S_max</w:t>
             </w:r>
@@ -429,6 +436,9 @@
         </w:tc>
       </w:tr>
       <w:tr>
+        <w:trPr>
+          <w:cantSplit/>
+        </w:trPr>
         <w:tc>
           <w:tcPr>
             <w:tcW w:type="dxa" w:w="1701"/>
@@ -442,7 +452,7 @@
             <w:r>
               <w:rPr>
                 <w:rFonts w:ascii="宋体" w:hAnsi="宋体" w:eastAsia="宋体"/>
-                <w:sz w:val="18"/>
+                <w:sz w:val="17"/>
               </w:rPr>
               <w:t>对中心像素</w:t>
             </w:r>
@@ -461,7 +471,7 @@
             <w:r>
               <w:rPr>
                 <w:rFonts w:ascii="宋体" w:hAnsi="宋体" w:eastAsia="宋体"/>
-                <w:sz w:val="18"/>
+                <w:sz w:val="17"/>
               </w:rPr>
               <w:t>无条件用中值替换</w:t>
             </w:r>
@@ -480,7 +490,7 @@
             <w:r>
               <w:rPr>
                 <w:rFonts w:ascii="宋体" w:hAnsi="宋体" w:eastAsia="宋体"/>
-                <w:sz w:val="18"/>
+                <w:sz w:val="17"/>
               </w:rPr>
               <w:t>中心非脉冲时原样保留</w:t>
             </w:r>
@@ -488,6 +498,9 @@
         </w:tc>
       </w:tr>
       <w:tr>
+        <w:trPr>
+          <w:cantSplit/>
+        </w:trPr>
         <w:tc>
           <w:tcPr>
             <w:tcW w:type="dxa" w:w="1701"/>
@@ -501,7 +514,7 @@
             <w:r>
               <w:rPr>
                 <w:rFonts w:ascii="宋体" w:hAnsi="宋体" w:eastAsia="宋体"/>
-                <w:sz w:val="18"/>
+                <w:sz w:val="17"/>
               </w:rPr>
               <w:t>低噪声图像</w:t>
             </w:r>
@@ -520,7 +533,7 @@
             <w:r>
               <w:rPr>
                 <w:rFonts w:ascii="宋体" w:hAnsi="宋体" w:eastAsia="宋体"/>
-                <w:sz w:val="18"/>
+                <w:sz w:val="17"/>
               </w:rPr>
               <w:t>明显模糊</w:t>
             </w:r>
@@ -539,7 +552,7 @@
             <w:r>
               <w:rPr>
                 <w:rFonts w:ascii="宋体" w:hAnsi="宋体" w:eastAsia="宋体"/>
-                <w:sz w:val="18"/>
+                <w:sz w:val="17"/>
               </w:rPr>
               <w:t>几乎无损</w:t>
             </w:r>
@@ -547,6 +560,9 @@
         </w:tc>
       </w:tr>
       <w:tr>
+        <w:trPr>
+          <w:cantSplit/>
+        </w:trPr>
         <w:tc>
           <w:tcPr>
             <w:tcW w:type="dxa" w:w="1701"/>
@@ -560,7 +576,7 @@
             <w:r>
               <w:rPr>
                 <w:rFonts w:ascii="宋体" w:hAnsi="宋体" w:eastAsia="宋体"/>
-                <w:sz w:val="18"/>
+                <w:sz w:val="17"/>
               </w:rPr>
               <w:t>高噪声图像</w:t>
             </w:r>
@@ -579,7 +595,7 @@
             <w:r>
               <w:rPr>
                 <w:rFonts w:ascii="宋体" w:hAnsi="宋体" w:eastAsia="宋体"/>
-                <w:sz w:val="18"/>
+                <w:sz w:val="17"/>
               </w:rPr>
               <w:t>窗口不够则去不干净</w:t>
             </w:r>
@@ -598,7 +614,7 @@
             <w:r>
               <w:rPr>
                 <w:rFonts w:ascii="宋体" w:hAnsi="宋体" w:eastAsia="宋体"/>
-                <w:sz w:val="18"/>
+                <w:sz w:val="17"/>
               </w:rPr>
               <w:t>自动放大窗口</w:t>
             </w:r>
@@ -606,6 +622,9 @@
         </w:tc>
       </w:tr>
       <w:tr>
+        <w:trPr>
+          <w:cantSplit/>
+        </w:trPr>
         <w:tc>
           <w:tcPr>
             <w:tcW w:type="dxa" w:w="1701"/>
@@ -619,7 +638,7 @@
             <w:r>
               <w:rPr>
                 <w:rFonts w:ascii="宋体" w:hAnsi="宋体" w:eastAsia="宋体"/>
-                <w:sz w:val="18"/>
+                <w:sz w:val="17"/>
               </w:rPr>
               <w:t>计算量</w:t>
             </w:r>
@@ -638,7 +657,7 @@
             <w:r>
               <w:rPr>
                 <w:rFonts w:ascii="宋体" w:hAnsi="宋体" w:eastAsia="宋体"/>
-                <w:sz w:val="18"/>
+                <w:sz w:val="17"/>
               </w:rPr>
               <w:t>一个窗口一次中值</w:t>
             </w:r>
@@ -657,7 +676,7 @@
             <w:r>
               <w:rPr>
                 <w:rFonts w:ascii="宋体" w:hAnsi="宋体" w:eastAsia="宋体"/>
-                <w:sz w:val="18"/>
+                <w:sz w:val="17"/>
               </w:rPr>
               <w:t>最坏 S_max 级，每级 3 次滤波</w:t>
             </w:r>
@@ -681,7 +700,7 @@
     </w:p>
     <w:p>
       <w:pPr>
-        <w:spacing w:after="80" w:line="298" w:lineRule="auto"/>
+        <w:spacing w:after="60" w:line="278" w:lineRule="auto"/>
         <w:ind w:firstLine="420"/>
       </w:pPr>
       <w:r>
@@ -706,6 +725,10 @@
         <w:gridCol w:w="2323"/>
       </w:tblGrid>
       <w:tr>
+        <w:trPr>
+          <w:cantSplit/>
+          <w:tblHeader/>
+        </w:trPr>
         <w:tc>
           <w:tcPr>
             <w:tcW w:type="dxa" w:w="1361"/>
@@ -720,7 +743,7 @@
               <w:rPr>
                 <w:rFonts w:ascii="宋体" w:hAnsi="宋体" w:eastAsia="宋体"/>
                 <w:b/>
-                <w:sz w:val="18"/>
+                <w:sz w:val="17"/>
               </w:rPr>
               <w:t>图像</w:t>
             </w:r>
@@ -740,7 +763,7 @@
               <w:rPr>
                 <w:rFonts w:ascii="宋体" w:hAnsi="宋体" w:eastAsia="宋体"/>
                 <w:b/>
-                <w:sz w:val="18"/>
+                <w:sz w:val="17"/>
               </w:rPr>
               <w:t>来源</w:t>
             </w:r>
@@ -760,7 +783,7 @@
               <w:rPr>
                 <w:rFonts w:ascii="宋体" w:hAnsi="宋体" w:eastAsia="宋体"/>
                 <w:b/>
-                <w:sz w:val="18"/>
+                <w:sz w:val="17"/>
               </w:rPr>
               <w:t>原始尺寸</w:t>
             </w:r>
@@ -780,7 +803,7 @@
               <w:rPr>
                 <w:rFonts w:ascii="宋体" w:hAnsi="宋体" w:eastAsia="宋体"/>
                 <w:b/>
-                <w:sz w:val="18"/>
+                <w:sz w:val="17"/>
               </w:rPr>
               <w:t>特点</w:t>
             </w:r>
@@ -788,6 +811,9 @@
         </w:tc>
       </w:tr>
       <w:tr>
+        <w:trPr>
+          <w:cantSplit/>
+        </w:trPr>
         <w:tc>
           <w:tcPr>
             <w:tcW w:type="dxa" w:w="1361"/>
@@ -801,7 +827,7 @@
             <w:r>
               <w:rPr>
                 <w:rFonts w:ascii="宋体" w:hAnsi="宋体" w:eastAsia="宋体"/>
-                <w:sz w:val="18"/>
+                <w:sz w:val="17"/>
               </w:rPr>
               <w:t>camera</w:t>
             </w:r>
@@ -820,7 +846,7 @@
             <w:r>
               <w:rPr>
                 <w:rFonts w:ascii="宋体" w:hAnsi="宋体" w:eastAsia="宋体"/>
-                <w:sz w:val="18"/>
+                <w:sz w:val="17"/>
               </w:rPr>
               <w:t>skimage.data.camera()</w:t>
             </w:r>
@@ -839,7 +865,7 @@
             <w:r>
               <w:rPr>
                 <w:rFonts w:ascii="宋体" w:hAnsi="宋体" w:eastAsia="宋体"/>
-                <w:sz w:val="18"/>
+                <w:sz w:val="17"/>
               </w:rPr>
               <w:t>512×512</w:t>
             </w:r>
@@ -858,7 +884,7 @@
             <w:r>
               <w:rPr>
                 <w:rFonts w:ascii="宋体" w:hAnsi="宋体" w:eastAsia="宋体"/>
-                <w:sz w:val="18"/>
+                <w:sz w:val="17"/>
               </w:rPr>
               <w:t>含人脸细节与大块平坦区</w:t>
             </w:r>
@@ -866,6 +892,9 @@
         </w:tc>
       </w:tr>
       <w:tr>
+        <w:trPr>
+          <w:cantSplit/>
+        </w:trPr>
         <w:tc>
           <w:tcPr>
             <w:tcW w:type="dxa" w:w="1361"/>
@@ -879,7 +908,7 @@
             <w:r>
               <w:rPr>
                 <w:rFonts w:ascii="宋体" w:hAnsi="宋体" w:eastAsia="宋体"/>
-                <w:sz w:val="18"/>
+                <w:sz w:val="17"/>
               </w:rPr>
               <w:t>coins</w:t>
             </w:r>
@@ -898,7 +927,7 @@
             <w:r>
               <w:rPr>
                 <w:rFonts w:ascii="宋体" w:hAnsi="宋体" w:eastAsia="宋体"/>
-                <w:sz w:val="18"/>
+                <w:sz w:val="17"/>
               </w:rPr>
               <w:t>skimage.data.coins()</w:t>
             </w:r>
@@ -917,7 +946,7 @@
             <w:r>
               <w:rPr>
                 <w:rFonts w:ascii="宋体" w:hAnsi="宋体" w:eastAsia="宋体"/>
-                <w:sz w:val="18"/>
+                <w:sz w:val="17"/>
               </w:rPr>
               <w:t>303×384</w:t>
             </w:r>
@@ -936,7 +965,7 @@
             <w:r>
               <w:rPr>
                 <w:rFonts w:ascii="宋体" w:hAnsi="宋体" w:eastAsia="宋体"/>
-                <w:sz w:val="18"/>
+                <w:sz w:val="17"/>
               </w:rPr>
               <w:t>边缘锐利、灰度层次多</w:t>
             </w:r>
@@ -944,6 +973,9 @@
         </w:tc>
       </w:tr>
       <w:tr>
+        <w:trPr>
+          <w:cantSplit/>
+        </w:trPr>
         <w:tc>
           <w:tcPr>
             <w:tcW w:type="dxa" w:w="1361"/>
@@ -957,7 +989,7 @@
             <w:r>
               <w:rPr>
                 <w:rFonts w:ascii="宋体" w:hAnsi="宋体" w:eastAsia="宋体"/>
-                <w:sz w:val="18"/>
+                <w:sz w:val="17"/>
               </w:rPr>
               <w:t>moon</w:t>
             </w:r>
@@ -976,7 +1008,7 @@
             <w:r>
               <w:rPr>
                 <w:rFonts w:ascii="宋体" w:hAnsi="宋体" w:eastAsia="宋体"/>
-                <w:sz w:val="18"/>
+                <w:sz w:val="17"/>
               </w:rPr>
               <w:t>skimage.data.moon()</w:t>
             </w:r>
@@ -995,7 +1027,7 @@
             <w:r>
               <w:rPr>
                 <w:rFonts w:ascii="宋体" w:hAnsi="宋体" w:eastAsia="宋体"/>
-                <w:sz w:val="18"/>
+                <w:sz w:val="17"/>
               </w:rPr>
               <w:t>512×512</w:t>
             </w:r>
@@ -1014,7 +1046,7 @@
             <w:r>
               <w:rPr>
                 <w:rFonts w:ascii="宋体" w:hAnsi="宋体" w:eastAsia="宋体"/>
-                <w:sz w:val="18"/>
+                <w:sz w:val="17"/>
               </w:rPr>
               <w:t>弱纹理平坦区面积大</w:t>
             </w:r>
@@ -1022,6 +1054,9 @@
         </w:tc>
       </w:tr>
       <w:tr>
+        <w:trPr>
+          <w:cantSplit/>
+        </w:trPr>
         <w:tc>
           <w:tcPr>
             <w:tcW w:type="dxa" w:w="1361"/>
@@ -1035,7 +1070,7 @@
             <w:r>
               <w:rPr>
                 <w:rFonts w:ascii="宋体" w:hAnsi="宋体" w:eastAsia="宋体"/>
-                <w:sz w:val="18"/>
+                <w:sz w:val="17"/>
               </w:rPr>
               <w:t>text</w:t>
             </w:r>
@@ -1054,7 +1089,7 @@
             <w:r>
               <w:rPr>
                 <w:rFonts w:ascii="宋体" w:hAnsi="宋体" w:eastAsia="宋体"/>
-                <w:sz w:val="18"/>
+                <w:sz w:val="17"/>
               </w:rPr>
               <w:t>skimage.data.text()</w:t>
             </w:r>
@@ -1073,7 +1108,7 @@
             <w:r>
               <w:rPr>
                 <w:rFonts w:ascii="宋体" w:hAnsi="宋体" w:eastAsia="宋体"/>
-                <w:sz w:val="18"/>
+                <w:sz w:val="17"/>
               </w:rPr>
               <w:t>512×512</w:t>
             </w:r>
@@ -1092,7 +1127,7 @@
             <w:r>
               <w:rPr>
                 <w:rFonts w:ascii="宋体" w:hAnsi="宋体" w:eastAsia="宋体"/>
-                <w:sz w:val="18"/>
+                <w:sz w:val="17"/>
               </w:rPr>
               <w:t>细笔画构成强结构细节</w:t>
             </w:r>
@@ -1115,7 +1150,7 @@
     </w:p>
     <w:p>
       <w:pPr>
-        <w:spacing w:after="80" w:line="298" w:lineRule="auto"/>
+        <w:spacing w:after="60" w:line="278" w:lineRule="auto"/>
         <w:ind w:firstLine="420"/>
       </w:pPr>
       <w:r>
@@ -1128,7 +1163,7 @@
     </w:p>
     <w:p>
       <w:pPr>
-        <w:spacing w:after="80" w:line="298" w:lineRule="auto"/>
+        <w:spacing w:after="60" w:line="278" w:lineRule="auto"/>
         <w:ind w:firstLine="420"/>
       </w:pPr>
       <w:r>
@@ -1156,7 +1191,7 @@
     </w:p>
     <w:p>
       <w:pPr>
-        <w:spacing w:after="80" w:line="298" w:lineRule="auto"/>
+        <w:spacing w:after="60" w:line="278" w:lineRule="auto"/>
         <w:ind w:firstLine="420"/>
       </w:pPr>
       <w:r>
@@ -1196,7 +1231,7 @@
     </w:p>
     <w:p>
       <w:pPr>
-        <w:spacing w:after="80" w:line="298" w:lineRule="auto"/>
+        <w:spacing w:after="60" w:line="278" w:lineRule="auto"/>
         <w:ind w:firstLine="420"/>
       </w:pPr>
       <w:r>
@@ -1204,7 +1239,7 @@
           <w:rFonts w:ascii="宋体" w:hAnsi="宋体" w:eastAsia="宋体"/>
           <w:sz w:val="24"/>
         </w:rPr>
-        <w:t>整个工程按功能拆成 6 个 Python 文件，各自职责如下：</w:t>
+        <w:t>整个工程按功能拆成 7 个 Python 文件，各自职责如下：</w:t>
       </w:r>
     </w:p>
     <w:tbl>
@@ -1220,6 +1255,10 @@
         <w:gridCol w:w="3097"/>
       </w:tblGrid>
       <w:tr>
+        <w:trPr>
+          <w:cantSplit/>
+          <w:tblHeader/>
+        </w:trPr>
         <w:tc>
           <w:tcPr>
             <w:tcW w:type="dxa" w:w="2494"/>
@@ -1234,7 +1273,7 @@
               <w:rPr>
                 <w:rFonts w:ascii="宋体" w:hAnsi="宋体" w:eastAsia="宋体"/>
                 <w:b/>
-                <w:sz w:val="18"/>
+                <w:sz w:val="17"/>
               </w:rPr>
               <w:t>文件</w:t>
             </w:r>
@@ -1254,7 +1293,7 @@
               <w:rPr>
                 <w:rFonts w:ascii="宋体" w:hAnsi="宋体" w:eastAsia="宋体"/>
                 <w:b/>
-                <w:sz w:val="18"/>
+                <w:sz w:val="17"/>
               </w:rPr>
               <w:t>职责</w:t>
             </w:r>
@@ -1274,7 +1313,7 @@
               <w:rPr>
                 <w:rFonts w:ascii="宋体" w:hAnsi="宋体" w:eastAsia="宋体"/>
                 <w:b/>
-                <w:sz w:val="18"/>
+                <w:sz w:val="17"/>
               </w:rPr>
               <w:t>规模</w:t>
             </w:r>
@@ -1282,6 +1321,9 @@
         </w:tc>
       </w:tr>
       <w:tr>
+        <w:trPr>
+          <w:cantSplit/>
+        </w:trPr>
         <w:tc>
           <w:tcPr>
             <w:tcW w:type="dxa" w:w="2494"/>
@@ -1295,7 +1337,7 @@
             <w:r>
               <w:rPr>
                 <w:rFonts w:ascii="宋体" w:hAnsi="宋体" w:eastAsia="宋体"/>
-                <w:sz w:val="18"/>
+                <w:sz w:val="17"/>
               </w:rPr>
               <w:t>dataset.py</w:t>
             </w:r>
@@ -1314,7 +1356,7 @@
             <w:r>
               <w:rPr>
                 <w:rFonts w:ascii="宋体" w:hAnsi="宋体" w:eastAsia="宋体"/>
-                <w:sz w:val="18"/>
+                <w:sz w:val="17"/>
               </w:rPr>
               <w:t>载入 4 张标准测试图，合成椒盐／高斯噪声</w:t>
             </w:r>
@@ -1333,7 +1375,7 @@
             <w:r>
               <w:rPr>
                 <w:rFonts w:ascii="宋体" w:hAnsi="宋体" w:eastAsia="宋体"/>
-                <w:sz w:val="18"/>
+                <w:sz w:val="17"/>
               </w:rPr>
               <w:t>59 行</w:t>
             </w:r>
@@ -1341,6 +1383,9 @@
         </w:tc>
       </w:tr>
       <w:tr>
+        <w:trPr>
+          <w:cantSplit/>
+        </w:trPr>
         <w:tc>
           <w:tcPr>
             <w:tcW w:type="dxa" w:w="2494"/>
@@ -1354,7 +1399,69 @@
             <w:r>
               <w:rPr>
                 <w:rFonts w:ascii="宋体" w:hAnsi="宋体" w:eastAsia="宋体"/>
-                <w:sz w:val="18"/>
+                <w:sz w:val="17"/>
+              </w:rPr>
+              <w:t>linear_filters.py</w:t>
+            </w:r>
+          </w:p>
+        </w:tc>
+        <w:tc>
+          <w:tcPr>
+            <w:tcW w:type="dxa" w:w="5216"/>
+          </w:tcPr>
+          <w:p>
+            <w:pPr>
+              <w:spacing w:after="20" w:before="20"/>
+              <w:jc w:val="center"/>
+            </w:pPr>
+            <w:r/>
+            <w:r>
+              <w:rPr>
+                <w:rFonts w:ascii="宋体" w:hAnsi="宋体" w:eastAsia="宋体"/>
+                <w:sz w:val="17"/>
+              </w:rPr>
+              <w:t>对照方法：均值滤波、高斯滤波（线性平滑）</w:t>
+            </w:r>
+          </w:p>
+        </w:tc>
+        <w:tc>
+          <w:tcPr>
+            <w:tcW w:type="dxa" w:w="1247"/>
+          </w:tcPr>
+          <w:p>
+            <w:pPr>
+              <w:spacing w:after="20" w:before="20"/>
+              <w:jc w:val="center"/>
+            </w:pPr>
+            <w:r/>
+            <w:r>
+              <w:rPr>
+                <w:rFonts w:ascii="宋体" w:hAnsi="宋体" w:eastAsia="宋体"/>
+                <w:sz w:val="17"/>
+              </w:rPr>
+              <w:t>53 行</w:t>
+            </w:r>
+          </w:p>
+        </w:tc>
+      </w:tr>
+      <w:tr>
+        <w:trPr>
+          <w:cantSplit/>
+        </w:trPr>
+        <w:tc>
+          <w:tcPr>
+            <w:tcW w:type="dxa" w:w="2494"/>
+          </w:tcPr>
+          <w:p>
+            <w:pPr>
+              <w:spacing w:after="20" w:before="20"/>
+              <w:jc w:val="center"/>
+            </w:pPr>
+            <w:r/>
+            <w:r>
+              <w:rPr>
+                <w:rFonts w:ascii="宋体" w:hAnsi="宋体" w:eastAsia="宋体"/>
+                <w:sz w:val="17"/>
               </w:rPr>
               <w:t>median_baseline.py</w:t>
             </w:r>
@@ -1373,7 +1480,7 @@
             <w:r>
               <w:rPr>
                 <w:rFonts w:ascii="宋体" w:hAnsi="宋体" w:eastAsia="宋体"/>
-                <w:sz w:val="18"/>
+                <w:sz w:val="17"/>
               </w:rPr>
               <w:t>对照方法：固定窗口中值滤波（工程版 + 教学版）</w:t>
             </w:r>
@@ -1392,7 +1499,7 @@
             <w:r>
               <w:rPr>
                 <w:rFonts w:ascii="宋体" w:hAnsi="宋体" w:eastAsia="宋体"/>
-                <w:sz w:val="18"/>
+                <w:sz w:val="17"/>
               </w:rPr>
               <w:t>54 行</w:t>
             </w:r>
@@ -1400,6 +1507,9 @@
         </w:tc>
       </w:tr>
       <w:tr>
+        <w:trPr>
+          <w:cantSplit/>
+        </w:trPr>
         <w:tc>
           <w:tcPr>
             <w:tcW w:type="dxa" w:w="2494"/>
@@ -1413,7 +1523,7 @@
             <w:r>
               <w:rPr>
                 <w:rFonts w:ascii="宋体" w:hAnsi="宋体" w:eastAsia="宋体"/>
-                <w:sz w:val="18"/>
+                <w:sz w:val="17"/>
               </w:rPr>
               <w:t>median_adaptive.py</w:t>
             </w:r>
@@ -1432,7 +1542,7 @@
             <w:r>
               <w:rPr>
                 <w:rFonts w:ascii="宋体" w:hAnsi="宋体" w:eastAsia="宋体"/>
-                <w:sz w:val="18"/>
+                <w:sz w:val="17"/>
               </w:rPr>
               <w:t>本文方法：自适应中值滤波（向量化版 + 逐像素版）</w:t>
             </w:r>
@@ -1451,7 +1561,7 @@
             <w:r>
               <w:rPr>
                 <w:rFonts w:ascii="宋体" w:hAnsi="宋体" w:eastAsia="宋体"/>
-                <w:sz w:val="18"/>
+                <w:sz w:val="17"/>
               </w:rPr>
               <w:t>125 行</w:t>
             </w:r>
@@ -1459,6 +1569,9 @@
         </w:tc>
       </w:tr>
       <w:tr>
+        <w:trPr>
+          <w:cantSplit/>
+        </w:trPr>
         <w:tc>
           <w:tcPr>
             <w:tcW w:type="dxa" w:w="2494"/>
@@ -1472,7 +1585,7 @@
             <w:r>
               <w:rPr>
                 <w:rFonts w:ascii="宋体" w:hAnsi="宋体" w:eastAsia="宋体"/>
-                <w:sz w:val="18"/>
+                <w:sz w:val="17"/>
               </w:rPr>
               <w:t>metrics.py</w:t>
             </w:r>
@@ -1491,7 +1604,7 @@
             <w:r>
               <w:rPr>
                 <w:rFonts w:ascii="宋体" w:hAnsi="宋体" w:eastAsia="宋体"/>
-                <w:sz w:val="18"/>
+                <w:sz w:val="17"/>
               </w:rPr>
               <w:t>PSNR、SSIM 与带预热的计时器</w:t>
             </w:r>
@@ -1510,7 +1623,7 @@
             <w:r>
               <w:rPr>
                 <w:rFonts w:ascii="宋体" w:hAnsi="宋体" w:eastAsia="宋体"/>
-                <w:sz w:val="18"/>
+                <w:sz w:val="17"/>
               </w:rPr>
               <w:t>32 行</w:t>
             </w:r>
@@ -1518,6 +1631,9 @@
         </w:tc>
       </w:tr>
       <w:tr>
+        <w:trPr>
+          <w:cantSplit/>
+        </w:trPr>
         <w:tc>
           <w:tcPr>
             <w:tcW w:type="dxa" w:w="2494"/>
@@ -1531,7 +1647,7 @@
             <w:r>
               <w:rPr>
                 <w:rFonts w:ascii="宋体" w:hAnsi="宋体" w:eastAsia="宋体"/>
-                <w:sz w:val="18"/>
+                <w:sz w:val="17"/>
               </w:rPr>
               <w:t>run_experiments.py</w:t>
             </w:r>
@@ -1550,7 +1666,7 @@
             <w:r>
               <w:rPr>
                 <w:rFonts w:ascii="宋体" w:hAnsi="宋体" w:eastAsia="宋体"/>
-                <w:sz w:val="18"/>
+                <w:sz w:val="17"/>
               </w:rPr>
               <w:t>噪声密度 × 图像 × 方法 的全矩阵实验</w:t>
             </w:r>
@@ -1569,14 +1685,17 @@
             <w:r>
               <w:rPr>
                 <w:rFonts w:ascii="宋体" w:hAnsi="宋体" w:eastAsia="宋体"/>
-                <w:sz w:val="18"/>
+                <w:sz w:val="17"/>
               </w:rPr>
-              <w:t>88 行</w:t>
+              <w:t>94 行</w:t>
             </w:r>
           </w:p>
         </w:tc>
       </w:tr>
       <w:tr>
+        <w:trPr>
+          <w:cantSplit/>
+        </w:trPr>
         <w:tc>
           <w:tcPr>
             <w:tcW w:type="dxa" w:w="2494"/>
@@ -1590,7 +1709,7 @@
             <w:r>
               <w:rPr>
                 <w:rFonts w:ascii="宋体" w:hAnsi="宋体" w:eastAsia="宋体"/>
-                <w:sz w:val="18"/>
+                <w:sz w:val="17"/>
               </w:rPr>
               <w:t>make_figures.py</w:t>
             </w:r>
@@ -1609,7 +1728,7 @@
             <w:r>
               <w:rPr>
                 <w:rFonts w:ascii="宋体" w:hAnsi="宋体" w:eastAsia="宋体"/>
-                <w:sz w:val="18"/>
+                <w:sz w:val="17"/>
               </w:rPr>
               <w:t>生成报告用图</w:t>
             </w:r>
@@ -1628,9 +1747,9 @@
             <w:r>
               <w:rPr>
                 <w:rFonts w:ascii="宋体" w:hAnsi="宋体" w:eastAsia="宋体"/>
-                <w:sz w:val="18"/>
+                <w:sz w:val="17"/>
               </w:rPr>
-              <w:t>159 行</w:t>
+              <w:t>166 行</w:t>
             </w:r>
           </w:p>
         </w:tc>
@@ -1638,7 +1757,7 @@
     </w:tbl>
     <w:p>
       <w:pPr>
-        <w:spacing w:after="80" w:line="298" w:lineRule="auto"/>
+        <w:spacing w:after="60" w:line="278" w:lineRule="auto"/>
         <w:ind w:firstLine="420"/>
       </w:pPr>
       <w:r>
@@ -1646,7 +1765,7 @@
           <w:rFonts w:ascii="宋体" w:hAnsi="宋体" w:eastAsia="宋体"/>
           <w:sz w:val="24"/>
         </w:rPr>
-        <w:t>其中 median_adaptive.py 是本文方法的本体，median_baseline.py 提供对照方法，两者共享同一套数据加载、噪声合成与评价指标，保证比较的公平性。</w:t>
+        <w:t>其中 median_adaptive.py 是本文方法的本体；对照组分两类：linear_filters.py 提供均值滤波与高斯滤波（线性平滑），median_baseline.py 提供固定窗口中值滤波。三类方法共享同一套数据加载、噪声合成与评价指标，保证比较的公平性。</w:t>
       </w:r>
     </w:p>
     <w:p>
@@ -1664,7 +1783,7 @@
     </w:p>
     <w:p>
       <w:pPr>
-        <w:spacing w:after="80" w:line="298" w:lineRule="auto"/>
+        <w:spacing w:after="60" w:line="278" w:lineRule="auto"/>
         <w:ind w:firstLine="420"/>
       </w:pPr>
       <w:r>
@@ -1945,7 +2064,7 @@
     </w:p>
     <w:p>
       <w:pPr>
-        <w:spacing w:after="80" w:line="298" w:lineRule="auto"/>
+        <w:spacing w:after="60" w:line="278" w:lineRule="auto"/>
         <w:ind w:firstLine="420"/>
       </w:pPr>
       <w:r>
@@ -1958,7 +2077,7 @@
     </w:p>
     <w:p>
       <w:pPr>
-        <w:spacing w:after="40" w:line="298" w:lineRule="auto"/>
+        <w:spacing w:after="40" w:line="278" w:lineRule="auto"/>
         <w:ind w:left="510"/>
       </w:pPr>
       <w:r>
@@ -1978,7 +2097,7 @@
     </w:p>
     <w:p>
       <w:pPr>
-        <w:spacing w:after="40" w:line="298" w:lineRule="auto"/>
+        <w:spacing w:after="40" w:line="278" w:lineRule="auto"/>
         <w:ind w:left="510"/>
       </w:pPr>
       <w:r>
@@ -1998,7 +2117,7 @@
     </w:p>
     <w:p>
       <w:pPr>
-        <w:spacing w:after="40" w:line="298" w:lineRule="auto"/>
+        <w:spacing w:after="40" w:line="278" w:lineRule="auto"/>
         <w:ind w:left="510"/>
       </w:pPr>
       <w:r>
@@ -2018,7 +2137,7 @@
     </w:p>
     <w:p>
       <w:pPr>
-        <w:spacing w:after="80" w:line="298" w:lineRule="auto"/>
+        <w:spacing w:after="60" w:line="278" w:lineRule="auto"/>
         <w:ind w:firstLine="420"/>
       </w:pPr>
       <w:r>
@@ -2044,7 +2163,7 @@
     </w:p>
     <w:p>
       <w:pPr>
-        <w:spacing w:after="80" w:line="298" w:lineRule="auto"/>
+        <w:spacing w:after="60" w:line="278" w:lineRule="auto"/>
         <w:ind w:firstLine="420"/>
       </w:pPr>
       <w:r>
@@ -2057,7 +2176,7 @@
     </w:p>
     <w:p>
       <w:pPr>
-        <w:spacing w:after="40" w:line="298" w:lineRule="auto"/>
+        <w:spacing w:after="40" w:line="278" w:lineRule="auto"/>
         <w:ind w:left="510"/>
       </w:pPr>
       <w:r>
@@ -2077,7 +2196,7 @@
     </w:p>
     <w:p>
       <w:pPr>
-        <w:spacing w:after="40" w:line="298" w:lineRule="auto"/>
+        <w:spacing w:after="40" w:line="278" w:lineRule="auto"/>
         <w:ind w:left="510"/>
       </w:pPr>
       <w:r>
@@ -2097,7 +2216,7 @@
     </w:p>
     <w:p>
       <w:pPr>
-        <w:spacing w:after="80" w:line="298" w:lineRule="auto"/>
+        <w:spacing w:after="60" w:line="278" w:lineRule="auto"/>
         <w:ind w:firstLine="420"/>
       </w:pPr>
       <w:r>
@@ -2123,7 +2242,7 @@
     </w:p>
     <w:p>
       <w:pPr>
-        <w:spacing w:after="80" w:line="298" w:lineRule="auto"/>
+        <w:spacing w:after="60" w:line="278" w:lineRule="auto"/>
         <w:ind w:firstLine="420"/>
       </w:pPr>
       <w:r>
@@ -2131,7 +2250,7 @@
           <w:rFonts w:ascii="宋体" w:hAnsi="宋体" w:eastAsia="宋体"/>
           <w:sz w:val="24"/>
         </w:rPr>
-        <w:t>run_experiments.py 完成“4 张图 × 7 种噪声密度 × 6 种方法”共 168 组实验并输出 CSV，make_figures.py 生成 6 张报告用图。这一步保证了文中所有数字都能被复现和核查。</w:t>
+        <w:t>run_experiments.py 完成“4 张图 × 7 种噪声密度 × 8 种方法”共 224 组实验并输出 CSV，make_figures.py 生成 6 张报告用图。这一步保证了文中所有数字都能被复现和核查。</w:t>
       </w:r>
     </w:p>
     <w:p>
@@ -2158,7 +2277,7 @@
           <w:b/>
           <w:sz w:val="23"/>
         </w:rPr>
-        <w:t>5.1　去噪质量：平均 PSNR（dB，4 张图平均）</w:t>
+        <w:t>5.1　去噪质量：平均 PSNR（dB，4 张图平均，8 种方法）</w:t>
       </w:r>
     </w:p>
     <w:tbl>
@@ -2179,6 +2298,10 @@
         <w:gridCol w:w="1161"/>
       </w:tblGrid>
       <w:tr>
+        <w:trPr>
+          <w:cantSplit/>
+          <w:tblHeader/>
+        </w:trPr>
         <w:tc>
           <w:tcPr>
             <w:tcW w:type="dxa" w:w="1814"/>
@@ -2341,6 +2464,323 @@
         </w:tc>
       </w:tr>
       <w:tr>
+        <w:trPr>
+          <w:cantSplit/>
+        </w:trPr>
+        <w:tc>
+          <w:tcPr>
+            <w:tcW w:type="dxa" w:w="1814"/>
+          </w:tcPr>
+          <w:p>
+            <w:pPr>
+              <w:spacing w:after="20" w:before="20"/>
+              <w:jc w:val="center"/>
+            </w:pPr>
+            <w:r/>
+            <w:r>
+              <w:rPr>
+                <w:rFonts w:ascii="宋体" w:hAnsi="宋体" w:eastAsia="宋体"/>
+                <w:sz w:val="18"/>
+              </w:rPr>
+              <w:t>均值 3×3</w:t>
+            </w:r>
+          </w:p>
+        </w:tc>
+        <w:tc>
+          <w:tcPr>
+            <w:tcW w:type="dxa" w:w="1049"/>
+          </w:tcPr>
+          <w:p>
+            <w:pPr>
+              <w:spacing w:after="20" w:before="20"/>
+              <w:jc w:val="center"/>
+            </w:pPr>
+            <w:r/>
+            <w:r>
+              <w:rPr>
+                <w:rFonts w:ascii="宋体" w:hAnsi="宋体" w:eastAsia="宋体"/>
+                <w:sz w:val="18"/>
+              </w:rPr>
+              <w:t>36.52</w:t>
+            </w:r>
+          </w:p>
+        </w:tc>
+        <w:tc>
+          <w:tcPr>
+            <w:tcW w:type="dxa" w:w="1049"/>
+          </w:tcPr>
+          <w:p>
+            <w:pPr>
+              <w:spacing w:after="20" w:before="20"/>
+              <w:jc w:val="center"/>
+            </w:pPr>
+            <w:r/>
+            <w:r>
+              <w:rPr>
+                <w:rFonts w:ascii="宋体" w:hAnsi="宋体" w:eastAsia="宋体"/>
+                <w:sz w:val="18"/>
+              </w:rPr>
+              <w:t>26.93</w:t>
+            </w:r>
+          </w:p>
+        </w:tc>
+        <w:tc>
+          <w:tcPr>
+            <w:tcW w:type="dxa" w:w="1049"/>
+          </w:tcPr>
+          <w:p>
+            <w:pPr>
+              <w:spacing w:after="20" w:before="20"/>
+              <w:jc w:val="center"/>
+            </w:pPr>
+            <w:r/>
+            <w:r>
+              <w:rPr>
+                <w:rFonts w:ascii="宋体" w:hAnsi="宋体" w:eastAsia="宋体"/>
+                <w:sz w:val="18"/>
+              </w:rPr>
+              <w:t>24.10</w:t>
+            </w:r>
+          </w:p>
+        </w:tc>
+        <w:tc>
+          <w:tcPr>
+            <w:tcW w:type="dxa" w:w="1049"/>
+          </w:tcPr>
+          <w:p>
+            <w:pPr>
+              <w:spacing w:after="20" w:before="20"/>
+              <w:jc w:val="center"/>
+            </w:pPr>
+            <w:r/>
+            <w:r>
+              <w:rPr>
+                <w:rFonts w:ascii="宋体" w:hAnsi="宋体" w:eastAsia="宋体"/>
+                <w:sz w:val="18"/>
+              </w:rPr>
+              <w:t>20.98</w:t>
+            </w:r>
+          </w:p>
+        </w:tc>
+        <w:tc>
+          <w:tcPr>
+            <w:tcW w:type="dxa" w:w="1049"/>
+          </w:tcPr>
+          <w:p>
+            <w:pPr>
+              <w:spacing w:after="20" w:before="20"/>
+              <w:jc w:val="center"/>
+            </w:pPr>
+            <w:r/>
+            <w:r>
+              <w:rPr>
+                <w:rFonts w:ascii="宋体" w:hAnsi="宋体" w:eastAsia="宋体"/>
+                <w:sz w:val="18"/>
+              </w:rPr>
+              <w:t>18.99</w:t>
+            </w:r>
+          </w:p>
+        </w:tc>
+        <w:tc>
+          <w:tcPr>
+            <w:tcW w:type="dxa" w:w="1049"/>
+          </w:tcPr>
+          <w:p>
+            <w:pPr>
+              <w:spacing w:after="20" w:before="20"/>
+              <w:jc w:val="center"/>
+            </w:pPr>
+            <w:r/>
+            <w:r>
+              <w:rPr>
+                <w:rFonts w:ascii="宋体" w:hAnsi="宋体" w:eastAsia="宋体"/>
+                <w:sz w:val="18"/>
+              </w:rPr>
+              <w:t>17.50</w:t>
+            </w:r>
+          </w:p>
+        </w:tc>
+        <w:tc>
+          <w:tcPr>
+            <w:tcW w:type="dxa" w:w="1049"/>
+          </w:tcPr>
+          <w:p>
+            <w:pPr>
+              <w:spacing w:after="20" w:before="20"/>
+              <w:jc w:val="center"/>
+            </w:pPr>
+            <w:r/>
+            <w:r>
+              <w:rPr>
+                <w:rFonts w:ascii="宋体" w:hAnsi="宋体" w:eastAsia="宋体"/>
+                <w:sz w:val="18"/>
+              </w:rPr>
+              <w:t>16.31</w:t>
+            </w:r>
+          </w:p>
+        </w:tc>
+      </w:tr>
+      <w:tr>
+        <w:trPr>
+          <w:cantSplit/>
+        </w:trPr>
+        <w:tc>
+          <w:tcPr>
+            <w:tcW w:type="dxa" w:w="1814"/>
+          </w:tcPr>
+          <w:p>
+            <w:pPr>
+              <w:spacing w:after="20" w:before="20"/>
+              <w:jc w:val="center"/>
+            </w:pPr>
+            <w:r/>
+            <w:r>
+              <w:rPr>
+                <w:rFonts w:ascii="宋体" w:hAnsi="宋体" w:eastAsia="宋体"/>
+                <w:sz w:val="18"/>
+              </w:rPr>
+              <w:t>高斯 σ=1.5</w:t>
+            </w:r>
+          </w:p>
+        </w:tc>
+        <w:tc>
+          <w:tcPr>
+            <w:tcW w:type="dxa" w:w="1049"/>
+          </w:tcPr>
+          <w:p>
+            <w:pPr>
+              <w:spacing w:after="20" w:before="20"/>
+              <w:jc w:val="center"/>
+            </w:pPr>
+            <w:r/>
+            <w:r>
+              <w:rPr>
+                <w:rFonts w:ascii="宋体" w:hAnsi="宋体" w:eastAsia="宋体"/>
+                <w:sz w:val="18"/>
+              </w:rPr>
+              <w:t>33.30</w:t>
+            </w:r>
+          </w:p>
+        </w:tc>
+        <w:tc>
+          <w:tcPr>
+            <w:tcW w:type="dxa" w:w="1049"/>
+          </w:tcPr>
+          <w:p>
+            <w:pPr>
+              <w:spacing w:after="20" w:before="20"/>
+              <w:jc w:val="center"/>
+            </w:pPr>
+            <w:r/>
+            <w:r>
+              <w:rPr>
+                <w:rFonts w:ascii="宋体" w:hAnsi="宋体" w:eastAsia="宋体"/>
+                <w:sz w:val="18"/>
+              </w:rPr>
+              <w:t>29.17</w:t>
+            </w:r>
+          </w:p>
+        </w:tc>
+        <w:tc>
+          <w:tcPr>
+            <w:tcW w:type="dxa" w:w="1049"/>
+          </w:tcPr>
+          <w:p>
+            <w:pPr>
+              <w:spacing w:after="20" w:before="20"/>
+              <w:jc w:val="center"/>
+            </w:pPr>
+            <w:r/>
+            <w:r>
+              <w:rPr>
+                <w:rFonts w:ascii="宋体" w:hAnsi="宋体" w:eastAsia="宋体"/>
+                <w:sz w:val="18"/>
+              </w:rPr>
+              <w:t>26.97</w:t>
+            </w:r>
+          </w:p>
+        </w:tc>
+        <w:tc>
+          <w:tcPr>
+            <w:tcW w:type="dxa" w:w="1049"/>
+          </w:tcPr>
+          <w:p>
+            <w:pPr>
+              <w:spacing w:after="20" w:before="20"/>
+              <w:jc w:val="center"/>
+            </w:pPr>
+            <w:r/>
+            <w:r>
+              <w:rPr>
+                <w:rFonts w:ascii="宋体" w:hAnsi="宋体" w:eastAsia="宋体"/>
+                <w:sz w:val="18"/>
+              </w:rPr>
+              <w:t>24.04</w:t>
+            </w:r>
+          </w:p>
+        </w:tc>
+        <w:tc>
+          <w:tcPr>
+            <w:tcW w:type="dxa" w:w="1049"/>
+          </w:tcPr>
+          <w:p>
+            <w:pPr>
+              <w:spacing w:after="20" w:before="20"/>
+              <w:jc w:val="center"/>
+            </w:pPr>
+            <w:r/>
+            <w:r>
+              <w:rPr>
+                <w:rFonts w:ascii="宋体" w:hAnsi="宋体" w:eastAsia="宋体"/>
+                <w:sz w:val="18"/>
+              </w:rPr>
+              <w:t>21.95</w:t>
+            </w:r>
+          </w:p>
+        </w:tc>
+        <w:tc>
+          <w:tcPr>
+            <w:tcW w:type="dxa" w:w="1049"/>
+          </w:tcPr>
+          <w:p>
+            <w:pPr>
+              <w:spacing w:after="20" w:before="20"/>
+              <w:jc w:val="center"/>
+            </w:pPr>
+            <w:r/>
+            <w:r>
+              <w:rPr>
+                <w:rFonts w:ascii="宋体" w:hAnsi="宋体" w:eastAsia="宋体"/>
+                <w:sz w:val="18"/>
+              </w:rPr>
+              <w:t>20.34</w:t>
+            </w:r>
+          </w:p>
+        </w:tc>
+        <w:tc>
+          <w:tcPr>
+            <w:tcW w:type="dxa" w:w="1049"/>
+          </w:tcPr>
+          <w:p>
+            <w:pPr>
+              <w:spacing w:after="20" w:before="20"/>
+              <w:jc w:val="center"/>
+            </w:pPr>
+            <w:r/>
+            <w:r>
+              <w:rPr>
+                <w:rFonts w:ascii="宋体" w:hAnsi="宋体" w:eastAsia="宋体"/>
+                <w:sz w:val="18"/>
+              </w:rPr>
+              <w:t>19.02</w:t>
+            </w:r>
+          </w:p>
+        </w:tc>
+      </w:tr>
+      <w:tr>
+        <w:trPr>
+          <w:cantSplit/>
+        </w:trPr>
         <w:tc>
           <w:tcPr>
             <w:tcW w:type="dxa" w:w="1814"/>
@@ -2495,6 +2935,9 @@
         </w:tc>
       </w:tr>
       <w:tr>
+        <w:trPr>
+          <w:cantSplit/>
+        </w:trPr>
         <w:tc>
           <w:tcPr>
             <w:tcW w:type="dxa" w:w="1814"/>
@@ -2649,6 +3092,9 @@
         </w:tc>
       </w:tr>
       <w:tr>
+        <w:trPr>
+          <w:cantSplit/>
+        </w:trPr>
         <w:tc>
           <w:tcPr>
             <w:tcW w:type="dxa" w:w="1814"/>
@@ -2803,6 +3249,9 @@
         </w:tc>
       </w:tr>
       <w:tr>
+        <w:trPr>
+          <w:cantSplit/>
+        </w:trPr>
         <w:tc>
           <w:tcPr>
             <w:tcW w:type="dxa" w:w="1814"/>
@@ -2957,6 +3406,9 @@
         </w:tc>
       </w:tr>
       <w:tr>
+        <w:trPr>
+          <w:cantSplit/>
+        </w:trPr>
         <w:tc>
           <w:tcPr>
             <w:tcW w:type="dxa" w:w="1814"/>
@@ -3111,6 +3563,9 @@
         </w:tc>
       </w:tr>
       <w:tr>
+        <w:trPr>
+          <w:cantSplit/>
+        </w:trPr>
         <w:tc>
           <w:tcPr>
             <w:tcW w:type="dxa" w:w="1814"/>
@@ -3267,6 +3722,60 @@
     </w:tbl>
     <w:p>
       <w:pPr>
+        <w:spacing w:before="120" w:after="40"/>
+        <w:jc w:val="center"/>
+      </w:pPr>
+      <w:r>
+        <w:drawing>
+          <wp:inline xmlns:a="http://schemas.openxmlformats.org/drawingml/2006/main" xmlns:pic="http://schemas.openxmlformats.org/drawingml/2006/picture">
+            <wp:extent cx="4392000" cy="2841882"/>
+            <wp:docPr id="1" name="Picture 1"/>
+            <wp:cNvGraphicFramePr>
+              <a:graphicFrameLocks noChangeAspect="1"/>
+            </wp:cNvGraphicFramePr>
+            <a:graphic>
+              <a:graphicData uri="http://schemas.openxmlformats.org/drawingml/2006/picture">
+                <pic:pic>
+                  <pic:nvPicPr>
+                    <pic:cNvPr id="0" name="fig1_psnr_vs_density.png"/>
+                    <pic:cNvPicPr/>
+                  </pic:nvPicPr>
+                  <pic:blipFill>
+                    <a:blip r:embed="rId9"/>
+                    <a:stretch>
+                      <a:fillRect/>
+                    </a:stretch>
+                  </pic:blipFill>
+                  <pic:spPr>
+                    <a:xfrm>
+                      <a:off x="0" y="0"/>
+                      <a:ext cx="4392000" cy="2841882"/>
+                    </a:xfrm>
+                    <a:prstGeom prst="rect"/>
+                  </pic:spPr>
+                </pic:pic>
+              </a:graphicData>
+            </a:graphic>
+          </wp:inline>
+        </w:drawing>
+      </w:r>
+    </w:p>
+    <w:p>
+      <w:pPr>
+        <w:spacing w:after="160"/>
+        <w:jc w:val="center"/>
+      </w:pPr>
+      <w:r>
+        <w:rPr>
+          <w:rFonts w:ascii="宋体" w:hAnsi="宋体" w:eastAsia="宋体"/>
+          <w:color w:val="444444"/>
+          <w:sz w:val="19"/>
+        </w:rPr>
+        <w:t>图 1　不同方法的 PSNR 随椒盐噪声密度的变化（4 张测试图平均）</w:t>
+      </w:r>
+    </w:p>
+    <w:p>
+      <w:pPr>
         <w:spacing w:before="160" w:after="60"/>
       </w:pPr>
       <w:r>
@@ -3296,6 +3805,10 @@
         <w:gridCol w:w="1161"/>
       </w:tblGrid>
       <w:tr>
+        <w:trPr>
+          <w:cantSplit/>
+          <w:tblHeader/>
+        </w:trPr>
         <w:tc>
           <w:tcPr>
             <w:tcW w:type="dxa" w:w="1814"/>
@@ -3458,6 +3971,323 @@
         </w:tc>
       </w:tr>
       <w:tr>
+        <w:trPr>
+          <w:cantSplit/>
+        </w:trPr>
+        <w:tc>
+          <w:tcPr>
+            <w:tcW w:type="dxa" w:w="1814"/>
+          </w:tcPr>
+          <w:p>
+            <w:pPr>
+              <w:spacing w:after="20" w:before="20"/>
+              <w:jc w:val="center"/>
+            </w:pPr>
+            <w:r/>
+            <w:r>
+              <w:rPr>
+                <w:rFonts w:ascii="宋体" w:hAnsi="宋体" w:eastAsia="宋体"/>
+                <w:sz w:val="18"/>
+              </w:rPr>
+              <w:t>均值 3×3</w:t>
+            </w:r>
+          </w:p>
+        </w:tc>
+        <w:tc>
+          <w:tcPr>
+            <w:tcW w:type="dxa" w:w="1049"/>
+          </w:tcPr>
+          <w:p>
+            <w:pPr>
+              <w:spacing w:after="20" w:before="20"/>
+              <w:jc w:val="center"/>
+            </w:pPr>
+            <w:r/>
+            <w:r>
+              <w:rPr>
+                <w:rFonts w:ascii="宋体" w:hAnsi="宋体" w:eastAsia="宋体"/>
+                <w:sz w:val="18"/>
+              </w:rPr>
+              <w:t>0.9385</w:t>
+            </w:r>
+          </w:p>
+        </w:tc>
+        <w:tc>
+          <w:tcPr>
+            <w:tcW w:type="dxa" w:w="1049"/>
+          </w:tcPr>
+          <w:p>
+            <w:pPr>
+              <w:spacing w:after="20" w:before="20"/>
+              <w:jc w:val="center"/>
+            </w:pPr>
+            <w:r/>
+            <w:r>
+              <w:rPr>
+                <w:rFonts w:ascii="宋体" w:hAnsi="宋体" w:eastAsia="宋体"/>
+                <w:sz w:val="18"/>
+              </w:rPr>
+              <w:t>0.5529</w:t>
+            </w:r>
+          </w:p>
+        </w:tc>
+        <w:tc>
+          <w:tcPr>
+            <w:tcW w:type="dxa" w:w="1049"/>
+          </w:tcPr>
+          <w:p>
+            <w:pPr>
+              <w:spacing w:after="20" w:before="20"/>
+              <w:jc w:val="center"/>
+            </w:pPr>
+            <w:r/>
+            <w:r>
+              <w:rPr>
+                <w:rFonts w:ascii="宋体" w:hAnsi="宋体" w:eastAsia="宋体"/>
+                <w:sz w:val="18"/>
+              </w:rPr>
+              <w:t>0.3987</w:t>
+            </w:r>
+          </w:p>
+        </w:tc>
+        <w:tc>
+          <w:tcPr>
+            <w:tcW w:type="dxa" w:w="1049"/>
+          </w:tcPr>
+          <w:p>
+            <w:pPr>
+              <w:spacing w:after="20" w:before="20"/>
+              <w:jc w:val="center"/>
+            </w:pPr>
+            <w:r/>
+            <w:r>
+              <w:rPr>
+                <w:rFonts w:ascii="宋体" w:hAnsi="宋体" w:eastAsia="宋体"/>
+                <w:sz w:val="18"/>
+              </w:rPr>
+              <w:t>0.2637</w:t>
+            </w:r>
+          </w:p>
+        </w:tc>
+        <w:tc>
+          <w:tcPr>
+            <w:tcW w:type="dxa" w:w="1049"/>
+          </w:tcPr>
+          <w:p>
+            <w:pPr>
+              <w:spacing w:after="20" w:before="20"/>
+              <w:jc w:val="center"/>
+            </w:pPr>
+            <w:r/>
+            <w:r>
+              <w:rPr>
+                <w:rFonts w:ascii="宋体" w:hAnsi="宋体" w:eastAsia="宋体"/>
+                <w:sz w:val="18"/>
+              </w:rPr>
+              <w:t>0.1961</w:t>
+            </w:r>
+          </w:p>
+        </w:tc>
+        <w:tc>
+          <w:tcPr>
+            <w:tcW w:type="dxa" w:w="1049"/>
+          </w:tcPr>
+          <w:p>
+            <w:pPr>
+              <w:spacing w:after="20" w:before="20"/>
+              <w:jc w:val="center"/>
+            </w:pPr>
+            <w:r/>
+            <w:r>
+              <w:rPr>
+                <w:rFonts w:ascii="宋体" w:hAnsi="宋体" w:eastAsia="宋体"/>
+                <w:sz w:val="18"/>
+              </w:rPr>
+              <w:t>0.1521</w:t>
+            </w:r>
+          </w:p>
+        </w:tc>
+        <w:tc>
+          <w:tcPr>
+            <w:tcW w:type="dxa" w:w="1049"/>
+          </w:tcPr>
+          <w:p>
+            <w:pPr>
+              <w:spacing w:after="20" w:before="20"/>
+              <w:jc w:val="center"/>
+            </w:pPr>
+            <w:r/>
+            <w:r>
+              <w:rPr>
+                <w:rFonts w:ascii="宋体" w:hAnsi="宋体" w:eastAsia="宋体"/>
+                <w:sz w:val="18"/>
+              </w:rPr>
+              <w:t>0.1201</w:t>
+            </w:r>
+          </w:p>
+        </w:tc>
+      </w:tr>
+      <w:tr>
+        <w:trPr>
+          <w:cantSplit/>
+        </w:trPr>
+        <w:tc>
+          <w:tcPr>
+            <w:tcW w:type="dxa" w:w="1814"/>
+          </w:tcPr>
+          <w:p>
+            <w:pPr>
+              <w:spacing w:after="20" w:before="20"/>
+              <w:jc w:val="center"/>
+            </w:pPr>
+            <w:r/>
+            <w:r>
+              <w:rPr>
+                <w:rFonts w:ascii="宋体" w:hAnsi="宋体" w:eastAsia="宋体"/>
+                <w:sz w:val="18"/>
+              </w:rPr>
+              <w:t>高斯 σ=1.5</w:t>
+            </w:r>
+          </w:p>
+        </w:tc>
+        <w:tc>
+          <w:tcPr>
+            <w:tcW w:type="dxa" w:w="1049"/>
+          </w:tcPr>
+          <w:p>
+            <w:pPr>
+              <w:spacing w:after="20" w:before="20"/>
+              <w:jc w:val="center"/>
+            </w:pPr>
+            <w:r/>
+            <w:r>
+              <w:rPr>
+                <w:rFonts w:ascii="宋体" w:hAnsi="宋体" w:eastAsia="宋体"/>
+                <w:sz w:val="18"/>
+              </w:rPr>
+              <w:t>0.8949</w:t>
+            </w:r>
+          </w:p>
+        </w:tc>
+        <w:tc>
+          <w:tcPr>
+            <w:tcW w:type="dxa" w:w="1049"/>
+          </w:tcPr>
+          <w:p>
+            <w:pPr>
+              <w:spacing w:after="20" w:before="20"/>
+              <w:jc w:val="center"/>
+            </w:pPr>
+            <w:r/>
+            <w:r>
+              <w:rPr>
+                <w:rFonts w:ascii="宋体" w:hAnsi="宋体" w:eastAsia="宋体"/>
+                <w:sz w:val="18"/>
+              </w:rPr>
+              <w:t>0.7268</w:t>
+            </w:r>
+          </w:p>
+        </w:tc>
+        <w:tc>
+          <w:tcPr>
+            <w:tcW w:type="dxa" w:w="1049"/>
+          </w:tcPr>
+          <w:p>
+            <w:pPr>
+              <w:spacing w:after="20" w:before="20"/>
+              <w:jc w:val="center"/>
+            </w:pPr>
+            <w:r/>
+            <w:r>
+              <w:rPr>
+                <w:rFonts w:ascii="宋体" w:hAnsi="宋体" w:eastAsia="宋体"/>
+                <w:sz w:val="18"/>
+              </w:rPr>
+              <w:t>0.6193</w:t>
+            </w:r>
+          </w:p>
+        </w:tc>
+        <w:tc>
+          <w:tcPr>
+            <w:tcW w:type="dxa" w:w="1049"/>
+          </w:tcPr>
+          <w:p>
+            <w:pPr>
+              <w:spacing w:after="20" w:before="20"/>
+              <w:jc w:val="center"/>
+            </w:pPr>
+            <w:r/>
+            <w:r>
+              <w:rPr>
+                <w:rFonts w:ascii="宋体" w:hAnsi="宋体" w:eastAsia="宋体"/>
+                <w:sz w:val="18"/>
+              </w:rPr>
+              <w:t>0.4825</w:t>
+            </w:r>
+          </w:p>
+        </w:tc>
+        <w:tc>
+          <w:tcPr>
+            <w:tcW w:type="dxa" w:w="1049"/>
+          </w:tcPr>
+          <w:p>
+            <w:pPr>
+              <w:spacing w:after="20" w:before="20"/>
+              <w:jc w:val="center"/>
+            </w:pPr>
+            <w:r/>
+            <w:r>
+              <w:rPr>
+                <w:rFonts w:ascii="宋体" w:hAnsi="宋体" w:eastAsia="宋体"/>
+                <w:sz w:val="18"/>
+              </w:rPr>
+              <w:t>0.3932</w:t>
+            </w:r>
+          </w:p>
+        </w:tc>
+        <w:tc>
+          <w:tcPr>
+            <w:tcW w:type="dxa" w:w="1049"/>
+          </w:tcPr>
+          <w:p>
+            <w:pPr>
+              <w:spacing w:after="20" w:before="20"/>
+              <w:jc w:val="center"/>
+            </w:pPr>
+            <w:r/>
+            <w:r>
+              <w:rPr>
+                <w:rFonts w:ascii="宋体" w:hAnsi="宋体" w:eastAsia="宋体"/>
+                <w:sz w:val="18"/>
+              </w:rPr>
+              <w:t>0.3285</w:t>
+            </w:r>
+          </w:p>
+        </w:tc>
+        <w:tc>
+          <w:tcPr>
+            <w:tcW w:type="dxa" w:w="1049"/>
+          </w:tcPr>
+          <w:p>
+            <w:pPr>
+              <w:spacing w:after="20" w:before="20"/>
+              <w:jc w:val="center"/>
+            </w:pPr>
+            <w:r/>
+            <w:r>
+              <w:rPr>
+                <w:rFonts w:ascii="宋体" w:hAnsi="宋体" w:eastAsia="宋体"/>
+                <w:sz w:val="18"/>
+              </w:rPr>
+              <w:t>0.2774</w:t>
+            </w:r>
+          </w:p>
+        </w:tc>
+      </w:tr>
+      <w:tr>
+        <w:trPr>
+          <w:cantSplit/>
+        </w:trPr>
         <w:tc>
           <w:tcPr>
             <w:tcW w:type="dxa" w:w="1814"/>
@@ -3612,6 +4442,9 @@
         </w:tc>
       </w:tr>
       <w:tr>
+        <w:trPr>
+          <w:cantSplit/>
+        </w:trPr>
         <w:tc>
           <w:tcPr>
             <w:tcW w:type="dxa" w:w="1814"/>
@@ -3766,6 +4599,9 @@
         </w:tc>
       </w:tr>
       <w:tr>
+        <w:trPr>
+          <w:cantSplit/>
+        </w:trPr>
         <w:tc>
           <w:tcPr>
             <w:tcW w:type="dxa" w:w="1814"/>
@@ -3920,6 +4756,9 @@
         </w:tc>
       </w:tr>
       <w:tr>
+        <w:trPr>
+          <w:cantSplit/>
+        </w:trPr>
         <w:tc>
           <w:tcPr>
             <w:tcW w:type="dxa" w:w="1814"/>
@@ -4074,6 +4913,9 @@
         </w:tc>
       </w:tr>
       <w:tr>
+        <w:trPr>
+          <w:cantSplit/>
+        </w:trPr>
         <w:tc>
           <w:tcPr>
             <w:tcW w:type="dxa" w:w="1814"/>
@@ -4228,6 +5070,9 @@
         </w:tc>
       </w:tr>
       <w:tr>
+        <w:trPr>
+          <w:cantSplit/>
+        </w:trPr>
         <w:tc>
           <w:tcPr>
             <w:tcW w:type="dxa" w:w="1814"/>
@@ -4390,61 +5235,7 @@
       <w:r>
         <w:drawing>
           <wp:inline xmlns:a="http://schemas.openxmlformats.org/drawingml/2006/main" xmlns:pic="http://schemas.openxmlformats.org/drawingml/2006/picture">
-            <wp:extent cx="5580000" cy="3661875"/>
-            <wp:docPr id="1" name="Picture 1"/>
-            <wp:cNvGraphicFramePr>
-              <a:graphicFrameLocks noChangeAspect="1"/>
-            </wp:cNvGraphicFramePr>
-            <a:graphic>
-              <a:graphicData uri="http://schemas.openxmlformats.org/drawingml/2006/picture">
-                <pic:pic>
-                  <pic:nvPicPr>
-                    <pic:cNvPr id="0" name="fig1_psnr_vs_density.png"/>
-                    <pic:cNvPicPr/>
-                  </pic:nvPicPr>
-                  <pic:blipFill>
-                    <a:blip r:embed="rId9"/>
-                    <a:stretch>
-                      <a:fillRect/>
-                    </a:stretch>
-                  </pic:blipFill>
-                  <pic:spPr>
-                    <a:xfrm>
-                      <a:off x="0" y="0"/>
-                      <a:ext cx="5580000" cy="3661875"/>
-                    </a:xfrm>
-                    <a:prstGeom prst="rect"/>
-                  </pic:spPr>
-                </pic:pic>
-              </a:graphicData>
-            </a:graphic>
-          </wp:inline>
-        </w:drawing>
-      </w:r>
-    </w:p>
-    <w:p>
-      <w:pPr>
-        <w:spacing w:after="160"/>
-        <w:jc w:val="center"/>
-      </w:pPr>
-      <w:r>
-        <w:rPr>
-          <w:rFonts w:ascii="宋体" w:hAnsi="宋体" w:eastAsia="宋体"/>
-          <w:color w:val="444444"/>
-          <w:sz w:val="19"/>
-        </w:rPr>
-        <w:t>图 1　不同方法的 PSNR 随椒盐噪声密度的变化（4 张测试图平均）</w:t>
-      </w:r>
-    </w:p>
-    <w:p>
-      <w:pPr>
-        <w:spacing w:before="120" w:after="40"/>
-        <w:jc w:val="center"/>
-      </w:pPr>
-      <w:r>
-        <w:drawing>
-          <wp:inline xmlns:a="http://schemas.openxmlformats.org/drawingml/2006/main" xmlns:pic="http://schemas.openxmlformats.org/drawingml/2006/picture">
-            <wp:extent cx="5580000" cy="3661875"/>
+            <wp:extent cx="4392000" cy="2841882"/>
             <wp:docPr id="2" name="Picture 2"/>
             <wp:cNvGraphicFramePr>
               <a:graphicFrameLocks noChangeAspect="1"/>
@@ -4465,7 +5256,7 @@
                   <pic:spPr>
                     <a:xfrm>
                       <a:off x="0" y="0"/>
-                      <a:ext cx="5580000" cy="3661875"/>
+                      <a:ext cx="4392000" cy="2841882"/>
                     </a:xfrm>
                     <a:prstGeom prst="rect"/>
                   </pic:spPr>
@@ -4505,7 +5296,7 @@
     </w:p>
     <w:p>
       <w:pPr>
-        <w:spacing w:after="80" w:line="298" w:lineRule="auto"/>
+        <w:spacing w:after="60" w:line="278" w:lineRule="auto"/>
         <w:ind w:firstLine="420"/>
       </w:pPr>
       <w:r>
@@ -4521,12 +5312,72 @@
           <w:b/>
           <w:sz w:val="24"/>
         </w:rPr>
+        <w:t>线性平滑对椒盐噪声基本无效。</w:t>
+      </w:r>
+    </w:p>
+    <w:p>
+      <w:pPr>
+        <w:spacing w:after="60" w:line="278" w:lineRule="auto"/>
+        <w:ind w:firstLine="420"/>
+      </w:pPr>
+      <w:r>
+        <w:rPr>
+          <w:rFonts w:ascii="宋体" w:hAnsi="宋体" w:eastAsia="宋体"/>
+          <w:sz w:val="24"/>
+        </w:rPr>
+        <w:t>均值 3×3 与高斯 σ=1.5 在 0% 噪声时还能给出 36.52 dB 与 33.30 dB，但噪声一旦升到 5%，就分别跌到 26.93 dB 与 29.17 dB，50% 时只剩 16.31 dB 与 19.02 dB。</w:t>
+      </w:r>
+    </w:p>
+    <w:p>
+      <w:pPr>
+        <w:spacing w:after="60" w:line="278" w:lineRule="auto"/>
+        <w:ind w:firstLine="420"/>
+      </w:pPr>
+      <w:r>
+        <w:rPr>
+          <w:rFonts w:ascii="宋体" w:hAnsi="宋体" w:eastAsia="宋体"/>
+          <w:sz w:val="24"/>
+        </w:rPr>
+        <w:t>原因是线性平滑把脉冲的亮度摊到整个邻域，亮斑只是被抹成灰雾，并没有真正去除；这一点在 SSIM 上更明显：50% 噪声下均值滤波只有 0.1201，画面结构几乎被破坏。</w:t>
+      </w:r>
+    </w:p>
+    <w:p>
+      <w:pPr>
+        <w:spacing w:after="60" w:line="278" w:lineRule="auto"/>
+        <w:ind w:firstLine="420"/>
+      </w:pPr>
+      <w:r>
+        <w:rPr>
+          <w:rFonts w:ascii="宋体" w:hAnsi="宋体" w:eastAsia="宋体"/>
+          <w:sz w:val="24"/>
+        </w:rPr>
+        <w:t>这说明对脉冲噪声而言，滤波器的取中值/取均值选择比窗口大小更关键。</w:t>
+      </w:r>
+    </w:p>
+    <w:p>
+      <w:pPr>
+        <w:spacing w:after="60" w:line="278" w:lineRule="auto"/>
+        <w:ind w:firstLine="420"/>
+      </w:pPr>
+      <w:r>
+        <w:rPr>
+          <w:rFonts w:ascii="宋体" w:hAnsi="宋体" w:eastAsia="宋体"/>
+          <w:sz w:val="24"/>
+        </w:rPr>
+        <w:t>（2）</w:t>
+      </w:r>
+      <w:r>
+        <w:rPr>
+          <w:rFonts w:ascii="宋体" w:hAnsi="宋体" w:eastAsia="宋体"/>
+          <w:b/>
+          <w:sz w:val="24"/>
+        </w:rPr>
         <w:t>AMF 同时赢在两端，而固定窗口必须二选一。</w:t>
       </w:r>
     </w:p>
     <w:p>
       <w:pPr>
-        <w:spacing w:after="80" w:line="298" w:lineRule="auto"/>
+        <w:spacing w:after="60" w:line="278" w:lineRule="auto"/>
         <w:ind w:firstLine="420"/>
       </w:pPr>
       <w:r>
@@ -4539,7 +5390,7 @@
     </w:p>
     <w:p>
       <w:pPr>
-        <w:spacing w:after="80" w:line="298" w:lineRule="auto"/>
+        <w:spacing w:after="60" w:line="278" w:lineRule="auto"/>
         <w:ind w:firstLine="420"/>
       </w:pPr>
       <w:r>
@@ -4552,7 +5403,7 @@
     </w:p>
     <w:p>
       <w:pPr>
-        <w:spacing w:after="80" w:line="298" w:lineRule="auto"/>
+        <w:spacing w:after="60" w:line="278" w:lineRule="auto"/>
         <w:ind w:firstLine="420"/>
       </w:pPr>
       <w:r>
@@ -4571,7 +5422,7 @@
       <w:r>
         <w:drawing>
           <wp:inline xmlns:a="http://schemas.openxmlformats.org/drawingml/2006/main" xmlns:pic="http://schemas.openxmlformats.org/drawingml/2006/picture">
-            <wp:extent cx="5112000" cy="1241486"/>
+            <wp:extent cx="4176000" cy="1014171"/>
             <wp:docPr id="3" name="Picture 3"/>
             <wp:cNvGraphicFramePr>
               <a:graphicFrameLocks noChangeAspect="1"/>
@@ -4592,7 +5443,7 @@
                   <pic:spPr>
                     <a:xfrm>
                       <a:off x="0" y="0"/>
-                      <a:ext cx="5112000" cy="1241486"/>
+                      <a:ext cx="4176000" cy="1014171"/>
                     </a:xfrm>
                     <a:prstGeom prst="rect"/>
                   </pic:spPr>
@@ -4625,7 +5476,7 @@
       <w:r>
         <w:drawing>
           <wp:inline xmlns:a="http://schemas.openxmlformats.org/drawingml/2006/main" xmlns:pic="http://schemas.openxmlformats.org/drawingml/2006/picture">
-            <wp:extent cx="4176000" cy="2031394"/>
+            <wp:extent cx="3240000" cy="1576082"/>
             <wp:docPr id="4" name="Picture 4"/>
             <wp:cNvGraphicFramePr>
               <a:graphicFrameLocks noChangeAspect="1"/>
@@ -4646,7 +5497,7 @@
                   <pic:spPr>
                     <a:xfrm>
                       <a:off x="0" y="0"/>
-                      <a:ext cx="4176000" cy="2031394"/>
+                      <a:ext cx="3240000" cy="1576082"/>
                     </a:xfrm>
                     <a:prstGeom prst="rect"/>
                   </pic:spPr>
@@ -4673,7 +5524,7 @@
     </w:p>
     <w:p>
       <w:pPr>
-        <w:spacing w:after="80" w:line="298" w:lineRule="auto"/>
+        <w:spacing w:after="60" w:line="278" w:lineRule="auto"/>
         <w:ind w:firstLine="420"/>
       </w:pPr>
       <w:r>
@@ -4681,7 +5532,7 @@
           <w:rFonts w:ascii="宋体" w:hAnsi="宋体" w:eastAsia="宋体"/>
           <w:sz w:val="24"/>
         </w:rPr>
-        <w:t>（2）</w:t>
+        <w:t>（3）</w:t>
       </w:r>
       <w:r>
         <w:rPr>
@@ -4694,7 +5545,7 @@
     </w:p>
     <w:p>
       <w:pPr>
-        <w:spacing w:after="80" w:line="298" w:lineRule="auto"/>
+        <w:spacing w:after="60" w:line="278" w:lineRule="auto"/>
         <w:ind w:firstLine="420"/>
       </w:pPr>
       <w:r>
@@ -4702,12 +5553,12 @@
           <w:rFonts w:ascii="宋体" w:hAnsi="宋体" w:eastAsia="宋体"/>
           <w:sz w:val="24"/>
         </w:rPr>
-        <w:t>S_max 从 5 增到 7，50% 密度下 PSNR 提升 +5.46 dB（27.30→32.76）；而从 7 增到 9 仅再提升 +0.20 dB（32.76→32.96），耗时却从 241 ms 增至 428 ms（+77%）。因此 S_max = 7 是性价比最优的选择。</w:t>
+        <w:t>S_max 从 5 增到 7，50% 密度下 PSNR 提升 +5.46 dB（27.30→32.76）；而从 7 增到 9 仅再提升 +0.20 dB（32.76→32.96），耗时却从 236 ms 增至 421 ms（+78%）。因此 S_max = 7 是性价比最优的选择。</w:t>
       </w:r>
     </w:p>
     <w:p>
       <w:pPr>
-        <w:spacing w:after="80" w:line="298" w:lineRule="auto"/>
+        <w:spacing w:after="60" w:line="278" w:lineRule="auto"/>
         <w:ind w:firstLine="420"/>
       </w:pPr>
       <w:r>
@@ -4715,7 +5566,7 @@
           <w:rFonts w:ascii="宋体" w:hAnsi="宋体" w:eastAsia="宋体"/>
           <w:sz w:val="24"/>
         </w:rPr>
-        <w:t>（3）</w:t>
+        <w:t>（4）</w:t>
       </w:r>
       <w:r>
         <w:rPr>
@@ -4739,6 +5590,10 @@
         <w:gridCol w:w="3097"/>
       </w:tblGrid>
       <w:tr>
+        <w:trPr>
+          <w:cantSplit/>
+          <w:tblHeader/>
+        </w:trPr>
         <w:tc>
           <w:tcPr>
             <w:tcW w:type="dxa" w:w="2551"/>
@@ -4753,7 +5608,7 @@
               <w:rPr>
                 <w:rFonts w:ascii="宋体" w:hAnsi="宋体" w:eastAsia="宋体"/>
                 <w:b/>
-                <w:sz w:val="18"/>
+                <w:sz w:val="17"/>
               </w:rPr>
               <w:t>方法</w:t>
             </w:r>
@@ -4773,7 +5628,7 @@
               <w:rPr>
                 <w:rFonts w:ascii="宋体" w:hAnsi="宋体" w:eastAsia="宋体"/>
                 <w:b/>
-                <w:sz w:val="18"/>
+                <w:sz w:val="17"/>
               </w:rPr>
               <w:t>平均耗时 (ms)</w:t>
             </w:r>
@@ -4793,7 +5648,7 @@
               <w:rPr>
                 <w:rFonts w:ascii="宋体" w:hAnsi="宋体" w:eastAsia="宋体"/>
                 <w:b/>
-                <w:sz w:val="18"/>
+                <w:sz w:val="17"/>
               </w:rPr>
               <w:t>相对固定 3×3</w:t>
             </w:r>
@@ -4801,6 +5656,9 @@
         </w:tc>
       </w:tr>
       <w:tr>
+        <w:trPr>
+          <w:cantSplit/>
+        </w:trPr>
         <w:tc>
           <w:tcPr>
             <w:tcW w:type="dxa" w:w="2551"/>
@@ -4814,7 +5672,131 @@
             <w:r>
               <w:rPr>
                 <w:rFonts w:ascii="宋体" w:hAnsi="宋体" w:eastAsia="宋体"/>
-                <w:sz w:val="18"/>
+                <w:sz w:val="17"/>
+              </w:rPr>
+              <w:t>均值 3×3</w:t>
+            </w:r>
+          </w:p>
+        </w:tc>
+        <w:tc>
+          <w:tcPr>
+            <w:tcW w:type="dxa" w:w="2835"/>
+          </w:tcPr>
+          <w:p>
+            <w:pPr>
+              <w:spacing w:after="20" w:before="20"/>
+              <w:jc w:val="center"/>
+            </w:pPr>
+            <w:r/>
+            <w:r>
+              <w:rPr>
+                <w:rFonts w:ascii="宋体" w:hAnsi="宋体" w:eastAsia="宋体"/>
+                <w:sz w:val="17"/>
+              </w:rPr>
+              <w:t>4.7</w:t>
+            </w:r>
+          </w:p>
+        </w:tc>
+        <w:tc>
+          <w:tcPr>
+            <w:tcW w:type="dxa" w:w="2835"/>
+          </w:tcPr>
+          <w:p>
+            <w:pPr>
+              <w:spacing w:after="20" w:before="20"/>
+              <w:jc w:val="center"/>
+            </w:pPr>
+            <w:r/>
+            <w:r>
+              <w:rPr>
+                <w:rFonts w:ascii="宋体" w:hAnsi="宋体" w:eastAsia="宋体"/>
+                <w:sz w:val="17"/>
+              </w:rPr>
+              <w:t>0.27×</w:t>
+            </w:r>
+          </w:p>
+        </w:tc>
+      </w:tr>
+      <w:tr>
+        <w:trPr>
+          <w:cantSplit/>
+        </w:trPr>
+        <w:tc>
+          <w:tcPr>
+            <w:tcW w:type="dxa" w:w="2551"/>
+          </w:tcPr>
+          <w:p>
+            <w:pPr>
+              <w:spacing w:after="20" w:before="20"/>
+              <w:jc w:val="center"/>
+            </w:pPr>
+            <w:r/>
+            <w:r>
+              <w:rPr>
+                <w:rFonts w:ascii="宋体" w:hAnsi="宋体" w:eastAsia="宋体"/>
+                <w:sz w:val="17"/>
+              </w:rPr>
+              <w:t>高斯 σ=1.5</w:t>
+            </w:r>
+          </w:p>
+        </w:tc>
+        <w:tc>
+          <w:tcPr>
+            <w:tcW w:type="dxa" w:w="2835"/>
+          </w:tcPr>
+          <w:p>
+            <w:pPr>
+              <w:spacing w:after="20" w:before="20"/>
+              <w:jc w:val="center"/>
+            </w:pPr>
+            <w:r/>
+            <w:r>
+              <w:rPr>
+                <w:rFonts w:ascii="宋体" w:hAnsi="宋体" w:eastAsia="宋体"/>
+                <w:sz w:val="17"/>
+              </w:rPr>
+              <w:t>5.2</w:t>
+            </w:r>
+          </w:p>
+        </w:tc>
+        <w:tc>
+          <w:tcPr>
+            <w:tcW w:type="dxa" w:w="2835"/>
+          </w:tcPr>
+          <w:p>
+            <w:pPr>
+              <w:spacing w:after="20" w:before="20"/>
+              <w:jc w:val="center"/>
+            </w:pPr>
+            <w:r/>
+            <w:r>
+              <w:rPr>
+                <w:rFonts w:ascii="宋体" w:hAnsi="宋体" w:eastAsia="宋体"/>
+                <w:sz w:val="17"/>
+              </w:rPr>
+              <w:t>0.30×</w:t>
+            </w:r>
+          </w:p>
+        </w:tc>
+      </w:tr>
+      <w:tr>
+        <w:trPr>
+          <w:cantSplit/>
+        </w:trPr>
+        <w:tc>
+          <w:tcPr>
+            <w:tcW w:type="dxa" w:w="2551"/>
+          </w:tcPr>
+          <w:p>
+            <w:pPr>
+              <w:spacing w:after="20" w:before="20"/>
+              <w:jc w:val="center"/>
+            </w:pPr>
+            <w:r/>
+            <w:r>
+              <w:rPr>
+                <w:rFonts w:ascii="宋体" w:hAnsi="宋体" w:eastAsia="宋体"/>
+                <w:sz w:val="17"/>
               </w:rPr>
               <w:t>固定 3×3</w:t>
             </w:r>
@@ -4833,9 +5815,9 @@
             <w:r>
               <w:rPr>
                 <w:rFonts w:ascii="宋体" w:hAnsi="宋体" w:eastAsia="宋体"/>
-                <w:sz w:val="18"/>
+                <w:sz w:val="17"/>
               </w:rPr>
-              <w:t>18.4</w:t>
+              <w:t>17.4</w:t>
             </w:r>
           </w:p>
         </w:tc>
@@ -4852,7 +5834,7 @@
             <w:r>
               <w:rPr>
                 <w:rFonts w:ascii="宋体" w:hAnsi="宋体" w:eastAsia="宋体"/>
-                <w:sz w:val="18"/>
+                <w:sz w:val="17"/>
               </w:rPr>
               <w:t>1.0×</w:t>
             </w:r>
@@ -4860,6 +5842,9 @@
         </w:tc>
       </w:tr>
       <w:tr>
+        <w:trPr>
+          <w:cantSplit/>
+        </w:trPr>
         <w:tc>
           <w:tcPr>
             <w:tcW w:type="dxa" w:w="2551"/>
@@ -4873,7 +5858,7 @@
             <w:r>
               <w:rPr>
                 <w:rFonts w:ascii="宋体" w:hAnsi="宋体" w:eastAsia="宋体"/>
-                <w:sz w:val="18"/>
+                <w:sz w:val="17"/>
               </w:rPr>
               <w:t>固定 5×5</w:t>
             </w:r>
@@ -4892,9 +5877,9 @@
             <w:r>
               <w:rPr>
                 <w:rFonts w:ascii="宋体" w:hAnsi="宋体" w:eastAsia="宋体"/>
-                <w:sz w:val="18"/>
+                <w:sz w:val="17"/>
               </w:rPr>
-              <w:t>63.8</w:t>
+              <w:t>61.9</w:t>
             </w:r>
           </w:p>
         </w:tc>
@@ -4911,14 +5896,17 @@
             <w:r>
               <w:rPr>
                 <w:rFonts w:ascii="宋体" w:hAnsi="宋体" w:eastAsia="宋体"/>
-                <w:sz w:val="18"/>
+                <w:sz w:val="17"/>
               </w:rPr>
-              <w:t>3.5×</w:t>
+              <w:t>3.6×</w:t>
             </w:r>
           </w:p>
         </w:tc>
       </w:tr>
       <w:tr>
+        <w:trPr>
+          <w:cantSplit/>
+        </w:trPr>
         <w:tc>
           <w:tcPr>
             <w:tcW w:type="dxa" w:w="2551"/>
@@ -4932,7 +5920,7 @@
             <w:r>
               <w:rPr>
                 <w:rFonts w:ascii="宋体" w:hAnsi="宋体" w:eastAsia="宋体"/>
-                <w:sz w:val="18"/>
+                <w:sz w:val="17"/>
               </w:rPr>
               <w:t>固定 7×7</w:t>
             </w:r>
@@ -4951,9 +5939,9 @@
             <w:r>
               <w:rPr>
                 <w:rFonts w:ascii="宋体" w:hAnsi="宋体" w:eastAsia="宋体"/>
-                <w:sz w:val="18"/>
+                <w:sz w:val="17"/>
               </w:rPr>
-              <w:t>114.6</w:t>
+              <w:t>110.3</w:t>
             </w:r>
           </w:p>
         </w:tc>
@@ -4970,14 +5958,17 @@
             <w:r>
               <w:rPr>
                 <w:rFonts w:ascii="宋体" w:hAnsi="宋体" w:eastAsia="宋体"/>
-                <w:sz w:val="18"/>
+                <w:sz w:val="17"/>
               </w:rPr>
-              <w:t>6.2×</w:t>
+              <w:t>6.3×</w:t>
             </w:r>
           </w:p>
         </w:tc>
       </w:tr>
       <w:tr>
+        <w:trPr>
+          <w:cantSplit/>
+        </w:trPr>
         <w:tc>
           <w:tcPr>
             <w:tcW w:type="dxa" w:w="2551"/>
@@ -4991,7 +5982,7 @@
             <w:r>
               <w:rPr>
                 <w:rFonts w:ascii="宋体" w:hAnsi="宋体" w:eastAsia="宋体"/>
-                <w:sz w:val="18"/>
+                <w:sz w:val="17"/>
               </w:rPr>
               <w:t>AMF(S=5)</w:t>
             </w:r>
@@ -5010,9 +6001,9 @@
             <w:r>
               <w:rPr>
                 <w:rFonts w:ascii="宋体" w:hAnsi="宋体" w:eastAsia="宋体"/>
-                <w:sz w:val="18"/>
+                <w:sz w:val="17"/>
               </w:rPr>
-              <w:t>115.8</w:t>
+              <w:t>111.9</w:t>
             </w:r>
           </w:p>
         </w:tc>
@@ -5029,14 +6020,17 @@
             <w:r>
               <w:rPr>
                 <w:rFonts w:ascii="宋体" w:hAnsi="宋体" w:eastAsia="宋体"/>
-                <w:sz w:val="18"/>
+                <w:sz w:val="17"/>
               </w:rPr>
-              <w:t>6.3×</w:t>
+              <w:t>6.4×</w:t>
             </w:r>
           </w:p>
         </w:tc>
       </w:tr>
       <w:tr>
+        <w:trPr>
+          <w:cantSplit/>
+        </w:trPr>
         <w:tc>
           <w:tcPr>
             <w:tcW w:type="dxa" w:w="2551"/>
@@ -5050,7 +6044,7 @@
             <w:r>
               <w:rPr>
                 <w:rFonts w:ascii="宋体" w:hAnsi="宋体" w:eastAsia="宋体"/>
-                <w:sz w:val="18"/>
+                <w:sz w:val="17"/>
               </w:rPr>
               <w:t>AMF(S=7)</w:t>
             </w:r>
@@ -5069,9 +6063,9 @@
             <w:r>
               <w:rPr>
                 <w:rFonts w:ascii="宋体" w:hAnsi="宋体" w:eastAsia="宋体"/>
-                <w:sz w:val="18"/>
+                <w:sz w:val="17"/>
               </w:rPr>
-              <w:t>241.0</w:t>
+              <w:t>236.1</w:t>
             </w:r>
           </w:p>
         </w:tc>
@@ -5088,14 +6082,17 @@
             <w:r>
               <w:rPr>
                 <w:rFonts w:ascii="宋体" w:hAnsi="宋体" w:eastAsia="宋体"/>
-                <w:sz w:val="18"/>
+                <w:sz w:val="17"/>
               </w:rPr>
-              <w:t>13.1×</w:t>
+              <w:t>13.6×</w:t>
             </w:r>
           </w:p>
         </w:tc>
       </w:tr>
       <w:tr>
+        <w:trPr>
+          <w:cantSplit/>
+        </w:trPr>
         <w:tc>
           <w:tcPr>
             <w:tcW w:type="dxa" w:w="2551"/>
@@ -5109,7 +6106,7 @@
             <w:r>
               <w:rPr>
                 <w:rFonts w:ascii="宋体" w:hAnsi="宋体" w:eastAsia="宋体"/>
-                <w:sz w:val="18"/>
+                <w:sz w:val="17"/>
               </w:rPr>
               <w:t>AMF(S=9)</w:t>
             </w:r>
@@ -5128,9 +6125,9 @@
             <w:r>
               <w:rPr>
                 <w:rFonts w:ascii="宋体" w:hAnsi="宋体" w:eastAsia="宋体"/>
-                <w:sz w:val="18"/>
+                <w:sz w:val="17"/>
               </w:rPr>
-              <w:t>427.7</w:t>
+              <w:t>421.0</w:t>
             </w:r>
           </w:p>
         </w:tc>
@@ -5147,9 +6144,9 @@
             <w:r>
               <w:rPr>
                 <w:rFonts w:ascii="宋体" w:hAnsi="宋体" w:eastAsia="宋体"/>
-                <w:sz w:val="18"/>
+                <w:sz w:val="17"/>
               </w:rPr>
-              <w:t>23.2×</w:t>
+              <w:t>24.2×</w:t>
             </w:r>
           </w:p>
         </w:tc>
@@ -5157,7 +6154,7 @@
     </w:tbl>
     <w:p>
       <w:pPr>
-        <w:spacing w:after="80" w:line="298" w:lineRule="auto"/>
+        <w:spacing w:after="60" w:line="278" w:lineRule="auto"/>
         <w:ind w:firstLine="420"/>
       </w:pPr>
       <w:r>
@@ -5183,7 +6180,7 @@
     </w:p>
     <w:p>
       <w:pPr>
-        <w:spacing w:after="80" w:line="298" w:lineRule="auto"/>
+        <w:spacing w:after="60" w:line="278" w:lineRule="auto"/>
       </w:pPr>
       <w:r>
         <w:rPr>
@@ -5210,7 +6207,7 @@
     </w:p>
     <w:p>
       <w:pPr>
-        <w:spacing w:after="80" w:line="298" w:lineRule="auto"/>
+        <w:spacing w:after="60" w:line="278" w:lineRule="auto"/>
       </w:pPr>
       <w:r>
         <w:rPr>
@@ -5237,7 +6234,7 @@
     </w:p>
     <w:p>
       <w:pPr>
-        <w:spacing w:after="80" w:line="298" w:lineRule="auto"/>
+        <w:spacing w:after="60" w:line="278" w:lineRule="auto"/>
       </w:pPr>
       <w:r>
         <w:rPr>
@@ -5264,14 +6261,14 @@
     </w:p>
     <w:p>
       <w:pPr>
-        <w:spacing w:after="80" w:line="298" w:lineRule="auto"/>
+        <w:spacing w:after="60" w:line="278" w:lineRule="auto"/>
       </w:pPr>
       <w:r>
         <w:rPr>
           <w:rFonts w:ascii="宋体" w:hAnsi="宋体" w:eastAsia="宋体"/>
           <w:sz w:val="24"/>
         </w:rPr>
-        <w:t>4）比较范围限定在中值滤波家族内部，未与 BM3D、深度学习去噪等更先进方法对比。</w:t>
+        <w:t>4）比较范围限定在经典滤波方法内部（线性平滑与中值类），未与 BM3D、深度学习去噪等方法对比。</w:t>
       </w:r>
     </w:p>
     <w:sectPr>
